--- a/作文/大作文/ztxetch雅思写作大作文.docx
+++ b/作文/大作文/ztxetch雅思写作大作文.docx
@@ -75,29 +75,57 @@
         <w:rPr>
           <w:rFonts w:ascii="Times New Roman" w:hAnsi="Times New Roman" w:cs="Times New Roman"/>
         </w:rPr>
-        <w:t xml:space="preserve">With the rapid development of economics, life condition in the city is improved which leads to the a lot of migrations from countryside to cities. Then, the number of residents in the country is decreasing. As far as environment and social welfare are concerned, I endorse that the mentioned migrations are a negative development. </w:t>
-      </w:r>
-    </w:p>
-    <w:p>
-      <w:pPr>
-        <w:spacing w:beforeLines="50" w:before="156" w:afterLines="50" w:after="156"/>
-        <w:rPr>
-          <w:rFonts w:ascii="Times New Roman" w:hAnsi="Times New Roman" w:cs="Times New Roman"/>
-        </w:rPr>
-      </w:pPr>
-    </w:p>
-    <w:p>
-      <w:pPr>
-        <w:spacing w:beforeLines="50" w:before="156" w:afterLines="50" w:after="156"/>
-        <w:rPr>
-          <w:rFonts w:ascii="Times New Roman" w:hAnsi="Times New Roman" w:cs="Times New Roman"/>
-        </w:rPr>
-      </w:pPr>
-      <w:r>
-        <w:rPr>
-          <w:rFonts w:ascii="Times New Roman" w:hAnsi="Times New Roman" w:cs="Times New Roman"/>
-        </w:rPr>
-        <w:t xml:space="preserve">First, increased population in the city damages the local environment. To be more specific, more people means the more personal devices and more industrial productions for daily consumption. The predicted consequence is that more harmful materials are created and appear in the city. For instance, according to the data of Chinese national statistical website, CO2 emission in the city soared </w:t>
+        <w:t xml:space="preserve">With the rapid development of economics, life condition in the city is improved which leads to </w:t>
+      </w:r>
+      <w:proofErr w:type="gramStart"/>
+      <w:r>
+        <w:rPr>
+          <w:rFonts w:ascii="Times New Roman" w:hAnsi="Times New Roman" w:cs="Times New Roman"/>
+        </w:rPr>
+        <w:t>the a</w:t>
+      </w:r>
+      <w:proofErr w:type="gramEnd"/>
+      <w:r>
+        <w:rPr>
+          <w:rFonts w:ascii="Times New Roman" w:hAnsi="Times New Roman" w:cs="Times New Roman"/>
+        </w:rPr>
+        <w:t xml:space="preserve"> lot of migrations from countryside to cities. Then, the number of residents in the country is decreasing. As far as environment and social welfare are concerned, I endorse that the mentioned migrations are a negative development. </w:t>
+      </w:r>
+    </w:p>
+    <w:p>
+      <w:pPr>
+        <w:spacing w:beforeLines="50" w:before="156" w:afterLines="50" w:after="156"/>
+        <w:rPr>
+          <w:rFonts w:ascii="Times New Roman" w:hAnsi="Times New Roman" w:cs="Times New Roman"/>
+        </w:rPr>
+      </w:pPr>
+    </w:p>
+    <w:p>
+      <w:pPr>
+        <w:spacing w:beforeLines="50" w:before="156" w:afterLines="50" w:after="156"/>
+        <w:rPr>
+          <w:rFonts w:ascii="Times New Roman" w:hAnsi="Times New Roman" w:cs="Times New Roman"/>
+        </w:rPr>
+      </w:pPr>
+      <w:r>
+        <w:rPr>
+          <w:rFonts w:ascii="Times New Roman" w:hAnsi="Times New Roman" w:cs="Times New Roman"/>
+        </w:rPr>
+        <w:t xml:space="preserve">First, increased population in the city damages the local environment. To be more specific, more people </w:t>
+      </w:r>
+      <w:proofErr w:type="gramStart"/>
+      <w:r>
+        <w:rPr>
+          <w:rFonts w:ascii="Times New Roman" w:hAnsi="Times New Roman" w:cs="Times New Roman"/>
+        </w:rPr>
+        <w:t>means</w:t>
+      </w:r>
+      <w:proofErr w:type="gramEnd"/>
+      <w:r>
+        <w:rPr>
+          <w:rFonts w:ascii="Times New Roman" w:hAnsi="Times New Roman" w:cs="Times New Roman"/>
+        </w:rPr>
+        <w:t xml:space="preserve"> the more personal devices and more industrial productions for daily consumption. The predicted consequence is that more harmful materials are created and appear in the city. For instance, according to the data of Chinese national statistical website, CO2 emission in the city soared </w:t>
       </w:r>
       <w:r>
         <w:rPr>
@@ -125,7 +153,35 @@
         <w:rPr>
           <w:rFonts w:ascii="Times New Roman" w:hAnsi="Times New Roman" w:cs="Times New Roman"/>
         </w:rPr>
-        <w:t xml:space="preserve">Furthermore, basic function of countryside is not integrate. The basic functions of countryside require people to keep normal running. Under this condition, with decreasing countryside population, there are more and more jobs of basic functions which lacks the people to apply. Then, the quality of countryside residents life cannot be supported. For example, there are so many </w:t>
+        <w:t xml:space="preserve">Furthermore, basic function of countryside is not </w:t>
+      </w:r>
+      <w:proofErr w:type="gramStart"/>
+      <w:r>
+        <w:rPr>
+          <w:rFonts w:ascii="Times New Roman" w:hAnsi="Times New Roman" w:cs="Times New Roman"/>
+        </w:rPr>
+        <w:t>integrate</w:t>
+      </w:r>
+      <w:proofErr w:type="gramEnd"/>
+      <w:r>
+        <w:rPr>
+          <w:rFonts w:ascii="Times New Roman" w:hAnsi="Times New Roman" w:cs="Times New Roman"/>
+        </w:rPr>
+        <w:t xml:space="preserve">. The basic functions of countryside require people to keep normal running. Under this condition, with decreasing countryside population, there are more and more jobs of basic functions which lacks the people to apply. Then, the quality of countryside </w:t>
+      </w:r>
+      <w:proofErr w:type="gramStart"/>
+      <w:r>
+        <w:rPr>
+          <w:rFonts w:ascii="Times New Roman" w:hAnsi="Times New Roman" w:cs="Times New Roman"/>
+        </w:rPr>
+        <w:t>residents</w:t>
+      </w:r>
+      <w:proofErr w:type="gramEnd"/>
+      <w:r>
+        <w:rPr>
+          <w:rFonts w:ascii="Times New Roman" w:hAnsi="Times New Roman" w:cs="Times New Roman"/>
+        </w:rPr>
+        <w:t xml:space="preserve"> life cannot be supported. For example, there are so many </w:t>
       </w:r>
       <w:proofErr w:type="spellStart"/>
       <w:r>
@@ -168,15 +224,15 @@
       <w:pPr>
         <w:spacing w:beforeLines="50" w:before="156" w:afterLines="50" w:after="156"/>
         <w:rPr>
-          <w:rFonts w:ascii="Times New Roman" w:hAnsi="Times New Roman" w:cs="Times New Roman" w:hint="eastAsia"/>
-        </w:rPr>
-      </w:pPr>
-    </w:p>
-    <w:p>
-      <w:pPr>
-        <w:spacing w:beforeLines="50" w:before="156" w:afterLines="50" w:after="156"/>
-        <w:rPr>
-          <w:rFonts w:ascii="Times New Roman" w:hAnsi="Times New Roman" w:cs="Times New Roman" w:hint="eastAsia"/>
+          <w:rFonts w:ascii="Times New Roman" w:hAnsi="Times New Roman" w:cs="Times New Roman"/>
+        </w:rPr>
+      </w:pPr>
+    </w:p>
+    <w:p>
+      <w:pPr>
+        <w:spacing w:beforeLines="50" w:before="156" w:afterLines="50" w:after="156"/>
+        <w:rPr>
+          <w:rFonts w:ascii="Times New Roman" w:hAnsi="Times New Roman" w:cs="Times New Roman"/>
         </w:rPr>
       </w:pPr>
       <w:r>
@@ -927,7 +983,7 @@
       <w:pPr>
         <w:spacing w:beforeLines="50" w:before="156" w:afterLines="50" w:after="156"/>
         <w:rPr>
-          <w:rFonts w:ascii="Times New Roman" w:hAnsi="Times New Roman" w:cs="Times New Roman" w:hint="eastAsia"/>
+          <w:rFonts w:ascii="Times New Roman" w:hAnsi="Times New Roman" w:cs="Times New Roman"/>
           <w:b/>
           <w:bCs/>
         </w:rPr>
@@ -1627,6 +1683,7 @@
         </w:rPr>
         <w:t xml:space="preserve">: endorse </w:t>
       </w:r>
+      <w:proofErr w:type="gramStart"/>
       <w:r>
         <w:rPr>
           <w:rFonts w:ascii="Times New Roman" w:hAnsi="Times New Roman" w:cs="Times New Roman"/>
@@ -1639,6 +1696,7 @@
         </w:rPr>
         <w:t>“</w:t>
       </w:r>
+      <w:proofErr w:type="gramEnd"/>
       <w:r>
         <w:rPr>
           <w:rFonts w:ascii="Times New Roman" w:hAnsi="Times New Roman" w:cs="Times New Roman"/>
@@ -1982,7 +2040,7 @@
       <w:pPr>
         <w:spacing w:beforeLines="50" w:before="156" w:afterLines="50" w:after="156"/>
         <w:rPr>
-          <w:rFonts w:ascii="Times New Roman" w:hAnsi="Times New Roman" w:cs="Times New Roman" w:hint="eastAsia"/>
+          <w:rFonts w:ascii="Times New Roman" w:hAnsi="Times New Roman" w:cs="Times New Roman"/>
         </w:rPr>
       </w:pPr>
     </w:p>
@@ -2067,7 +2125,7 @@
       <w:pPr>
         <w:spacing w:beforeLines="50" w:before="156" w:afterLines="50" w:after="156"/>
         <w:rPr>
-          <w:rFonts w:ascii="Times New Roman" w:hAnsi="Times New Roman" w:cs="Times New Roman" w:hint="eastAsia"/>
+          <w:rFonts w:ascii="Times New Roman" w:hAnsi="Times New Roman" w:cs="Times New Roman"/>
         </w:rPr>
       </w:pPr>
       <w:r>
@@ -2123,7 +2181,7 @@
       <w:pPr>
         <w:spacing w:beforeLines="50" w:before="156" w:afterLines="50" w:after="156"/>
         <w:rPr>
-          <w:rFonts w:ascii="Times New Roman" w:hAnsi="Times New Roman" w:cs="Times New Roman" w:hint="eastAsia"/>
+          <w:rFonts w:ascii="Times New Roman" w:hAnsi="Times New Roman" w:cs="Times New Roman"/>
         </w:rPr>
       </w:pPr>
       <w:r>
@@ -2241,7 +2299,7 @@
       <w:pPr>
         <w:spacing w:beforeLines="50" w:before="156" w:afterLines="50" w:after="156"/>
         <w:rPr>
-          <w:rFonts w:ascii="Times New Roman" w:hAnsi="Times New Roman" w:cs="Times New Roman" w:hint="eastAsia"/>
+          <w:rFonts w:ascii="Times New Roman" w:hAnsi="Times New Roman" w:cs="Times New Roman"/>
         </w:rPr>
       </w:pPr>
       <w:r>
@@ -2304,7 +2362,21 @@
         <w:rPr>
           <w:rFonts w:ascii="Times New Roman" w:hAnsi="Times New Roman" w:cs="Times New Roman"/>
         </w:rPr>
-        <w:t xml:space="preserve"> and also supply the application areas for further creation. For instance, a student learn the music production as majority and also learn about </w:t>
+        <w:t xml:space="preserve"> and also supply the application areas for further creation. For instance, a student </w:t>
+      </w:r>
+      <w:proofErr w:type="gramStart"/>
+      <w:r>
+        <w:rPr>
+          <w:rFonts w:ascii="Times New Roman" w:hAnsi="Times New Roman" w:cs="Times New Roman"/>
+        </w:rPr>
+        <w:t>learn</w:t>
+      </w:r>
+      <w:proofErr w:type="gramEnd"/>
+      <w:r>
+        <w:rPr>
+          <w:rFonts w:ascii="Times New Roman" w:hAnsi="Times New Roman" w:cs="Times New Roman"/>
+        </w:rPr>
+        <w:t xml:space="preserve"> the music production as majority and also learn about </w:t>
       </w:r>
       <w:proofErr w:type="spellStart"/>
       <w:r>
@@ -2375,7 +2447,7 @@
       <w:pPr>
         <w:spacing w:beforeLines="50" w:before="156" w:afterLines="50" w:after="156"/>
         <w:rPr>
-          <w:rFonts w:ascii="Times New Roman" w:hAnsi="Times New Roman" w:cs="Times New Roman" w:hint="eastAsia"/>
+          <w:rFonts w:ascii="Times New Roman" w:hAnsi="Times New Roman" w:cs="Times New Roman"/>
         </w:rPr>
       </w:pPr>
       <w:r>
@@ -4053,7 +4125,7 @@
       <w:pPr>
         <w:spacing w:beforeLines="50" w:before="156" w:afterLines="50" w:after="156"/>
         <w:rPr>
-          <w:rFonts w:ascii="Times New Roman" w:hAnsi="Times New Roman" w:cs="Times New Roman" w:hint="eastAsia"/>
+          <w:rFonts w:ascii="Times New Roman" w:hAnsi="Times New Roman" w:cs="Times New Roman"/>
         </w:rPr>
       </w:pPr>
     </w:p>
@@ -5462,7 +5534,7 @@
       <w:pPr>
         <w:spacing w:beforeLines="50" w:before="156" w:afterLines="50" w:after="156"/>
         <w:rPr>
-          <w:rFonts w:ascii="Times New Roman" w:hAnsi="Times New Roman" w:cs="Times New Roman" w:hint="eastAsia"/>
+          <w:rFonts w:ascii="Times New Roman" w:hAnsi="Times New Roman" w:cs="Times New Roman"/>
         </w:rPr>
       </w:pPr>
     </w:p>
@@ -5547,7 +5619,7 @@
       <w:pPr>
         <w:spacing w:beforeLines="50" w:before="156" w:afterLines="50" w:after="156"/>
         <w:rPr>
-          <w:rFonts w:ascii="Times New Roman" w:hAnsi="Times New Roman" w:cs="Times New Roman" w:hint="eastAsia"/>
+          <w:rFonts w:ascii="Times New Roman" w:hAnsi="Times New Roman" w:cs="Times New Roman"/>
         </w:rPr>
       </w:pPr>
       <w:r>
@@ -5561,7 +5633,7 @@
       <w:pPr>
         <w:spacing w:beforeLines="50" w:before="156" w:afterLines="50" w:after="156"/>
         <w:rPr>
-          <w:rFonts w:ascii="Times New Roman" w:hAnsi="Times New Roman" w:cs="Times New Roman" w:hint="eastAsia"/>
+          <w:rFonts w:ascii="Times New Roman" w:hAnsi="Times New Roman" w:cs="Times New Roman"/>
         </w:rPr>
       </w:pPr>
       <w:r>
@@ -5571,6 +5643,7 @@
         <w:t xml:space="preserve">First and foremost, history plays a vital role in safety of house, as reflecting the building process of the house. To be more specific, different construction methods can </w:t>
       </w:r>
       <w:proofErr w:type="spellStart"/>
+      <w:proofErr w:type="gramStart"/>
       <w:r>
         <w:rPr>
           <w:rFonts w:ascii="Times New Roman" w:hAnsi="Times New Roman" w:cs="Times New Roman"/>
@@ -5578,6 +5651,7 @@
         <w:t>effect</w:t>
       </w:r>
       <w:proofErr w:type="spellEnd"/>
+      <w:proofErr w:type="gramEnd"/>
       <w:r>
         <w:rPr>
           <w:rFonts w:ascii="Times New Roman" w:hAnsi="Times New Roman" w:cs="Times New Roman"/>
@@ -5589,7 +5663,7 @@
       <w:pPr>
         <w:spacing w:beforeLines="50" w:before="156" w:afterLines="50" w:after="156"/>
         <w:rPr>
-          <w:rFonts w:ascii="Times New Roman" w:hAnsi="Times New Roman" w:cs="Times New Roman" w:hint="eastAsia"/>
+          <w:rFonts w:ascii="Times New Roman" w:hAnsi="Times New Roman" w:cs="Times New Roman"/>
         </w:rPr>
       </w:pPr>
       <w:r>
@@ -5623,7 +5697,7 @@
       <w:pPr>
         <w:spacing w:beforeLines="50" w:before="156" w:afterLines="50" w:after="156"/>
         <w:rPr>
-          <w:rFonts w:ascii="Times New Roman" w:hAnsi="Times New Roman" w:cs="Times New Roman" w:hint="eastAsia"/>
+          <w:rFonts w:ascii="Times New Roman" w:hAnsi="Times New Roman" w:cs="Times New Roman"/>
         </w:rPr>
       </w:pPr>
       <w:r>
@@ -5715,7 +5789,7 @@
       <w:pPr>
         <w:spacing w:beforeLines="50" w:before="156" w:afterLines="50" w:after="156"/>
         <w:rPr>
-          <w:rFonts w:ascii="Times New Roman" w:hAnsi="Times New Roman" w:cs="Times New Roman" w:hint="eastAsia"/>
+          <w:rFonts w:ascii="Times New Roman" w:hAnsi="Times New Roman" w:cs="Times New Roman"/>
         </w:rPr>
       </w:pPr>
       <w:r>
@@ -7043,14 +7117,700 @@
         </w:numPr>
         <w:spacing w:beforeLines="50" w:before="156" w:afterLines="50" w:after="156"/>
         <w:rPr>
+          <w:rFonts w:ascii="Times New Roman" w:hAnsi="Times New Roman" w:cs="Times New Roman"/>
+        </w:rPr>
+      </w:pPr>
+      <w:r>
+        <w:rPr>
+          <w:rFonts w:ascii="Times New Roman" w:hAnsi="Times New Roman" w:cs="Times New Roman"/>
+        </w:rPr>
+        <w:t>search relative information -&gt; search for relevant information</w:t>
+      </w:r>
+      <w:r>
+        <w:rPr>
+          <w:rFonts w:ascii="Times New Roman" w:hAnsi="Times New Roman" w:cs="Times New Roman"/>
+        </w:rPr>
+        <w:t>。</w:t>
+      </w:r>
+      <w:r>
+        <w:rPr>
+          <w:rFonts w:ascii="Times New Roman" w:hAnsi="Times New Roman" w:cs="Times New Roman"/>
+        </w:rPr>
+        <w:t xml:space="preserve">search for </w:t>
+      </w:r>
+      <w:r>
+        <w:rPr>
+          <w:rFonts w:ascii="Times New Roman" w:hAnsi="Times New Roman" w:cs="Times New Roman"/>
+        </w:rPr>
+        <w:t>是一个固定搭配，表示</w:t>
+      </w:r>
+      <w:r>
+        <w:rPr>
+          <w:rFonts w:ascii="Times New Roman" w:hAnsi="Times New Roman" w:cs="Times New Roman"/>
+        </w:rPr>
+        <w:t>“</w:t>
+      </w:r>
+      <w:r>
+        <w:rPr>
+          <w:rFonts w:ascii="Times New Roman" w:hAnsi="Times New Roman" w:cs="Times New Roman"/>
+        </w:rPr>
+        <w:t>搜寻</w:t>
+      </w:r>
+      <w:r>
+        <w:rPr>
+          <w:rFonts w:ascii="Times New Roman" w:hAnsi="Times New Roman" w:cs="Times New Roman"/>
+        </w:rPr>
+        <w:t>”</w:t>
+      </w:r>
+      <w:r>
+        <w:rPr>
+          <w:rFonts w:ascii="Times New Roman" w:hAnsi="Times New Roman" w:cs="Times New Roman"/>
+        </w:rPr>
+        <w:t>。</w:t>
+      </w:r>
+      <w:r>
+        <w:rPr>
+          <w:rFonts w:ascii="Times New Roman" w:hAnsi="Times New Roman" w:cs="Times New Roman"/>
+        </w:rPr>
+        <w:br w:type="page"/>
+      </w:r>
+    </w:p>
+    <w:p>
+      <w:pPr>
+        <w:spacing w:beforeLines="50" w:before="156" w:afterLines="50" w:after="156"/>
+        <w:rPr>
+          <w:rFonts w:ascii="Times New Roman" w:hAnsi="Times New Roman" w:cs="Times New Roman"/>
+        </w:rPr>
+      </w:pPr>
+      <w:r>
+        <w:rPr>
+          <w:noProof/>
+        </w:rPr>
+        <w:lastRenderedPageBreak/>
+        <w:drawing>
+          <wp:inline distT="0" distB="0" distL="0" distR="0" wp14:anchorId="41FA27F1" wp14:editId="39F8B018">
+            <wp:extent cx="4525010" cy="2374265"/>
+            <wp:effectExtent l="0" t="0" r="8890" b="6985"/>
+            <wp:docPr id="2" name="Picture 2"/>
+            <wp:cNvGraphicFramePr>
+              <a:graphicFrameLocks xmlns:a="http://schemas.openxmlformats.org/drawingml/2006/main" noChangeAspect="1"/>
+            </wp:cNvGraphicFramePr>
+            <a:graphic xmlns:a="http://schemas.openxmlformats.org/drawingml/2006/main">
+              <a:graphicData uri="http://schemas.openxmlformats.org/drawingml/2006/picture">
+                <pic:pic xmlns:pic="http://schemas.openxmlformats.org/drawingml/2006/picture">
+                  <pic:nvPicPr>
+                    <pic:cNvPr id="1" name=""/>
+                    <pic:cNvPicPr/>
+                  </pic:nvPicPr>
+                  <pic:blipFill>
+                    <a:blip r:embed="rId12"/>
+                    <a:stretch>
+                      <a:fillRect/>
+                    </a:stretch>
+                  </pic:blipFill>
+                  <pic:spPr>
+                    <a:xfrm>
+                      <a:off x="0" y="0"/>
+                      <a:ext cx="4525010" cy="2374265"/>
+                    </a:xfrm>
+                    <a:prstGeom prst="rect">
+                      <a:avLst/>
+                    </a:prstGeom>
+                  </pic:spPr>
+                </pic:pic>
+              </a:graphicData>
+            </a:graphic>
+          </wp:inline>
+        </w:drawing>
+      </w:r>
+    </w:p>
+    <w:p>
+      <w:pPr>
+        <w:spacing w:beforeLines="50" w:before="156" w:afterLines="50" w:after="156"/>
+        <w:rPr>
+          <w:rFonts w:ascii="Times New Roman" w:hAnsi="Times New Roman" w:cs="Times New Roman"/>
+        </w:rPr>
+      </w:pPr>
+      <w:r>
+        <w:rPr>
           <w:rFonts w:ascii="Times New Roman" w:hAnsi="Times New Roman" w:cs="Times New Roman" w:hint="eastAsia"/>
         </w:rPr>
-      </w:pPr>
-      <w:r>
-        <w:rPr>
-          <w:rFonts w:ascii="Times New Roman" w:hAnsi="Times New Roman" w:cs="Times New Roman"/>
-        </w:rPr>
-        <w:t>search relative information -&gt; search for relevant information</w:t>
+        <w:t>我的提纲：</w:t>
+      </w:r>
+    </w:p>
+    <w:p>
+      <w:pPr>
+        <w:spacing w:beforeLines="50" w:before="156" w:afterLines="50" w:after="156"/>
+        <w:ind w:leftChars="191" w:left="420"/>
+        <w:rPr>
+          <w:rFonts w:ascii="Times New Roman" w:hAnsi="Times New Roman" w:cs="Times New Roman"/>
+        </w:rPr>
+      </w:pPr>
+      <w:r>
+        <w:rPr>
+          <w:rFonts w:ascii="Times New Roman" w:hAnsi="Times New Roman" w:cs="Times New Roman" w:hint="eastAsia"/>
+        </w:rPr>
+        <w:t>不同的文化和地域带来了不同的服装设计，在信息化的时代，越来越多人欣赏国际的服装而不单关注于本国的设计，走向了国际潮流话。我认为科技推动了时尚潮流化，</w:t>
+      </w:r>
+      <w:proofErr w:type="gramStart"/>
+      <w:r>
+        <w:rPr>
+          <w:rFonts w:ascii="Times New Roman" w:hAnsi="Times New Roman" w:cs="Times New Roman" w:hint="eastAsia"/>
+        </w:rPr>
+        <w:t>此外这</w:t>
+      </w:r>
+      <w:proofErr w:type="gramEnd"/>
+      <w:r>
+        <w:rPr>
+          <w:rFonts w:ascii="Times New Roman" w:hAnsi="Times New Roman" w:cs="Times New Roman" w:hint="eastAsia"/>
+        </w:rPr>
+        <w:t>是一个积极的发展，因为能推动国际的交流和发展。</w:t>
+      </w:r>
+    </w:p>
+    <w:p>
+      <w:pPr>
+        <w:spacing w:beforeLines="50" w:before="156" w:afterLines="50" w:after="156"/>
+        <w:ind w:leftChars="191" w:left="420"/>
+        <w:rPr>
+          <w:rFonts w:ascii="Times New Roman" w:hAnsi="Times New Roman" w:cs="Times New Roman"/>
+        </w:rPr>
+      </w:pPr>
+    </w:p>
+    <w:p>
+      <w:pPr>
+        <w:spacing w:beforeLines="50" w:before="156" w:afterLines="50" w:after="156"/>
+        <w:ind w:leftChars="191" w:left="420"/>
+        <w:rPr>
+          <w:rFonts w:ascii="Times New Roman" w:hAnsi="Times New Roman" w:cs="Times New Roman"/>
+        </w:rPr>
+      </w:pPr>
+      <w:r>
+        <w:rPr>
+          <w:rFonts w:ascii="Times New Roman" w:hAnsi="Times New Roman" w:cs="Times New Roman" w:hint="eastAsia"/>
+        </w:rPr>
+        <w:t>段落</w:t>
+      </w:r>
+      <w:r>
+        <w:rPr>
+          <w:rFonts w:ascii="Times New Roman" w:hAnsi="Times New Roman" w:cs="Times New Roman"/>
+        </w:rPr>
+        <w:t>1</w:t>
+      </w:r>
+      <w:r>
+        <w:rPr>
+          <w:rFonts w:ascii="Times New Roman" w:hAnsi="Times New Roman" w:cs="Times New Roman"/>
+        </w:rPr>
+        <w:t>：</w:t>
+      </w:r>
+    </w:p>
+    <w:p>
+      <w:pPr>
+        <w:spacing w:beforeLines="50" w:before="156" w:afterLines="50" w:after="156"/>
+        <w:ind w:leftChars="191" w:left="420"/>
+        <w:rPr>
+          <w:rFonts w:ascii="Times New Roman" w:hAnsi="Times New Roman" w:cs="Times New Roman"/>
+        </w:rPr>
+      </w:pPr>
+      <w:r>
+        <w:rPr>
+          <w:rFonts w:ascii="Times New Roman" w:hAnsi="Times New Roman" w:cs="Times New Roman" w:hint="eastAsia"/>
+        </w:rPr>
+        <w:t>观点</w:t>
+      </w:r>
+      <w:r>
+        <w:rPr>
+          <w:rFonts w:ascii="Times New Roman" w:hAnsi="Times New Roman" w:cs="Times New Roman"/>
+        </w:rPr>
+        <w:t>1</w:t>
+      </w:r>
+      <w:r>
+        <w:rPr>
+          <w:rFonts w:ascii="Times New Roman" w:hAnsi="Times New Roman" w:cs="Times New Roman"/>
+        </w:rPr>
+        <w:t>：科技推动了这个现象。</w:t>
+      </w:r>
+    </w:p>
+    <w:p>
+      <w:pPr>
+        <w:spacing w:beforeLines="50" w:before="156" w:afterLines="50" w:after="156"/>
+        <w:ind w:leftChars="191" w:left="420"/>
+        <w:rPr>
+          <w:rFonts w:ascii="Times New Roman" w:hAnsi="Times New Roman" w:cs="Times New Roman"/>
+        </w:rPr>
+      </w:pPr>
+      <w:r>
+        <w:rPr>
+          <w:rFonts w:ascii="Times New Roman" w:hAnsi="Times New Roman" w:cs="Times New Roman" w:hint="eastAsia"/>
+        </w:rPr>
+        <w:t>互联网是科技的一个体现</w:t>
+      </w:r>
+      <w:r>
+        <w:rPr>
+          <w:rFonts w:ascii="Times New Roman" w:hAnsi="Times New Roman" w:cs="Times New Roman"/>
+        </w:rPr>
+        <w:t>-&gt;</w:t>
+      </w:r>
+      <w:r>
+        <w:rPr>
+          <w:rFonts w:ascii="Times New Roman" w:hAnsi="Times New Roman" w:cs="Times New Roman"/>
+        </w:rPr>
+        <w:t>信息不会像以前一样闭塞</w:t>
+      </w:r>
+      <w:r>
+        <w:rPr>
+          <w:rFonts w:ascii="Times New Roman" w:hAnsi="Times New Roman" w:cs="Times New Roman"/>
+        </w:rPr>
+        <w:t>-&gt;</w:t>
+      </w:r>
+      <w:r>
+        <w:rPr>
+          <w:rFonts w:ascii="Times New Roman" w:hAnsi="Times New Roman" w:cs="Times New Roman"/>
+        </w:rPr>
+        <w:t>有网络就能看到全球最新的设计。</w:t>
+      </w:r>
+    </w:p>
+    <w:p>
+      <w:pPr>
+        <w:spacing w:beforeLines="50" w:before="156" w:afterLines="50" w:after="156"/>
+        <w:ind w:leftChars="191" w:left="420"/>
+        <w:rPr>
+          <w:rFonts w:ascii="Times New Roman" w:hAnsi="Times New Roman" w:cs="Times New Roman"/>
+        </w:rPr>
+      </w:pPr>
+    </w:p>
+    <w:p>
+      <w:pPr>
+        <w:spacing w:beforeLines="50" w:before="156" w:afterLines="50" w:after="156"/>
+        <w:ind w:leftChars="191" w:left="420"/>
+        <w:rPr>
+          <w:rFonts w:ascii="Times New Roman" w:hAnsi="Times New Roman" w:cs="Times New Roman"/>
+        </w:rPr>
+      </w:pPr>
+      <w:r>
+        <w:rPr>
+          <w:rFonts w:ascii="Times New Roman" w:hAnsi="Times New Roman" w:cs="Times New Roman" w:hint="eastAsia"/>
+        </w:rPr>
+        <w:t>段落</w:t>
+      </w:r>
+      <w:r>
+        <w:rPr>
+          <w:rFonts w:ascii="Times New Roman" w:hAnsi="Times New Roman" w:cs="Times New Roman"/>
+        </w:rPr>
+        <w:t>2</w:t>
+      </w:r>
+      <w:r>
+        <w:rPr>
+          <w:rFonts w:ascii="Times New Roman" w:hAnsi="Times New Roman" w:cs="Times New Roman"/>
+        </w:rPr>
+        <w:t>：</w:t>
+      </w:r>
+    </w:p>
+    <w:p>
+      <w:pPr>
+        <w:spacing w:beforeLines="50" w:before="156" w:afterLines="50" w:after="156"/>
+        <w:ind w:leftChars="191" w:left="420"/>
+        <w:rPr>
+          <w:rFonts w:ascii="Times New Roman" w:hAnsi="Times New Roman" w:cs="Times New Roman"/>
+        </w:rPr>
+      </w:pPr>
+      <w:r>
+        <w:rPr>
+          <w:rFonts w:ascii="Times New Roman" w:hAnsi="Times New Roman" w:cs="Times New Roman" w:hint="eastAsia"/>
+        </w:rPr>
+        <w:t>看法</w:t>
+      </w:r>
+      <w:r>
+        <w:rPr>
+          <w:rFonts w:ascii="Times New Roman" w:hAnsi="Times New Roman" w:cs="Times New Roman"/>
+        </w:rPr>
+        <w:t xml:space="preserve">1: </w:t>
+      </w:r>
+      <w:r>
+        <w:rPr>
+          <w:rFonts w:ascii="Times New Roman" w:hAnsi="Times New Roman" w:cs="Times New Roman"/>
+        </w:rPr>
+        <w:t>积极的。</w:t>
+      </w:r>
+    </w:p>
+    <w:p>
+      <w:pPr>
+        <w:spacing w:beforeLines="50" w:before="156" w:afterLines="50" w:after="156"/>
+        <w:ind w:leftChars="191" w:left="420"/>
+        <w:rPr>
+          <w:rFonts w:ascii="Times New Roman" w:hAnsi="Times New Roman" w:cs="Times New Roman"/>
+        </w:rPr>
+      </w:pPr>
+      <w:r>
+        <w:rPr>
+          <w:rFonts w:ascii="Times New Roman" w:hAnsi="Times New Roman" w:cs="Times New Roman" w:hint="eastAsia"/>
+        </w:rPr>
+        <w:t>原因：穿衣全球潮流</w:t>
+      </w:r>
+      <w:proofErr w:type="gramStart"/>
+      <w:r>
+        <w:rPr>
+          <w:rFonts w:ascii="Times New Roman" w:hAnsi="Times New Roman" w:cs="Times New Roman" w:hint="eastAsia"/>
+        </w:rPr>
+        <w:t>化推动</w:t>
+      </w:r>
+      <w:proofErr w:type="gramEnd"/>
+      <w:r>
+        <w:rPr>
+          <w:rFonts w:ascii="Times New Roman" w:hAnsi="Times New Roman" w:cs="Times New Roman" w:hint="eastAsia"/>
+        </w:rPr>
+        <w:t>了文化和经济的进步。</w:t>
+      </w:r>
+    </w:p>
+    <w:p>
+      <w:pPr>
+        <w:spacing w:beforeLines="50" w:before="156" w:afterLines="50" w:after="156"/>
+        <w:ind w:leftChars="191" w:left="420"/>
+        <w:rPr>
+          <w:rFonts w:ascii="Times New Roman" w:hAnsi="Times New Roman" w:cs="Times New Roman"/>
+        </w:rPr>
+      </w:pPr>
+      <w:r>
+        <w:rPr>
+          <w:rFonts w:ascii="Times New Roman" w:hAnsi="Times New Roman" w:cs="Times New Roman" w:hint="eastAsia"/>
+        </w:rPr>
+        <w:t>文化</w:t>
+      </w:r>
+      <w:r>
+        <w:rPr>
+          <w:rFonts w:ascii="Times New Roman" w:hAnsi="Times New Roman" w:cs="Times New Roman"/>
+        </w:rPr>
+        <w:t>-&gt;</w:t>
+      </w:r>
+      <w:r>
+        <w:rPr>
+          <w:rFonts w:ascii="Times New Roman" w:hAnsi="Times New Roman" w:cs="Times New Roman"/>
+        </w:rPr>
+        <w:t>着装是文化的一个体现，推动了文化交流。</w:t>
+      </w:r>
+    </w:p>
+    <w:p>
+      <w:pPr>
+        <w:spacing w:beforeLines="50" w:before="156" w:afterLines="50" w:after="156"/>
+        <w:ind w:leftChars="191" w:left="420"/>
+        <w:rPr>
+          <w:rFonts w:ascii="Times New Roman" w:hAnsi="Times New Roman" w:cs="Times New Roman"/>
+        </w:rPr>
+      </w:pPr>
+      <w:r>
+        <w:rPr>
+          <w:rFonts w:ascii="Times New Roman" w:hAnsi="Times New Roman" w:cs="Times New Roman" w:hint="eastAsia"/>
+        </w:rPr>
+        <w:t>经济</w:t>
+      </w:r>
+      <w:r>
+        <w:rPr>
+          <w:rFonts w:ascii="Times New Roman" w:hAnsi="Times New Roman" w:cs="Times New Roman"/>
+        </w:rPr>
+        <w:t>-&gt;</w:t>
+      </w:r>
+      <w:r>
+        <w:rPr>
+          <w:rFonts w:ascii="Times New Roman" w:hAnsi="Times New Roman" w:cs="Times New Roman"/>
+        </w:rPr>
+        <w:t>时尚全球化，会有人想买进口服装</w:t>
+      </w:r>
+      <w:r>
+        <w:rPr>
+          <w:rFonts w:ascii="Times New Roman" w:hAnsi="Times New Roman" w:cs="Times New Roman"/>
+        </w:rPr>
+        <w:t>-&gt;</w:t>
+      </w:r>
+      <w:r>
+        <w:rPr>
+          <w:rFonts w:ascii="Times New Roman" w:hAnsi="Times New Roman" w:cs="Times New Roman"/>
+        </w:rPr>
+        <w:t>推动全球贸易。</w:t>
+      </w:r>
+    </w:p>
+    <w:p>
+      <w:pPr>
+        <w:spacing w:beforeLines="50" w:before="156" w:afterLines="50" w:after="156"/>
+        <w:ind w:leftChars="191" w:left="420"/>
+        <w:rPr>
+          <w:rFonts w:ascii="Times New Roman" w:hAnsi="Times New Roman" w:cs="Times New Roman"/>
+        </w:rPr>
+      </w:pPr>
+    </w:p>
+    <w:p>
+      <w:pPr>
+        <w:spacing w:beforeLines="50" w:before="156" w:afterLines="50" w:after="156"/>
+        <w:ind w:leftChars="191" w:left="420"/>
+        <w:rPr>
+          <w:rFonts w:ascii="Times New Roman" w:hAnsi="Times New Roman" w:cs="Times New Roman"/>
+        </w:rPr>
+      </w:pPr>
+      <w:r>
+        <w:rPr>
+          <w:rFonts w:ascii="Times New Roman" w:hAnsi="Times New Roman" w:cs="Times New Roman" w:hint="eastAsia"/>
+        </w:rPr>
+        <w:t>总结：</w:t>
+      </w:r>
+    </w:p>
+    <w:p>
+      <w:pPr>
+        <w:spacing w:beforeLines="50" w:before="156" w:afterLines="50" w:after="156"/>
+        <w:ind w:leftChars="191" w:left="420"/>
+        <w:rPr>
+          <w:rFonts w:ascii="Times New Roman" w:hAnsi="Times New Roman" w:cs="Times New Roman"/>
+        </w:rPr>
+      </w:pPr>
+      <w:r>
+        <w:rPr>
+          <w:rFonts w:ascii="Times New Roman" w:hAnsi="Times New Roman" w:cs="Times New Roman" w:hint="eastAsia"/>
+        </w:rPr>
+        <w:t>科技推动了时尚全球化，进而推动了经济和文化的发展。各国政府应该鼓励文化交流和贸易往来，实现更加自由，和平的未来。</w:t>
+      </w:r>
+    </w:p>
+    <w:p>
+      <w:pPr>
+        <w:spacing w:beforeLines="50" w:before="156" w:afterLines="50" w:after="156"/>
+        <w:rPr>
+          <w:rFonts w:ascii="Times New Roman" w:hAnsi="Times New Roman" w:cs="Times New Roman"/>
+        </w:rPr>
+      </w:pPr>
+    </w:p>
+    <w:p>
+      <w:pPr>
+        <w:spacing w:beforeLines="50" w:before="156" w:afterLines="50" w:after="156"/>
+        <w:rPr>
+          <w:rFonts w:ascii="Times New Roman" w:hAnsi="Times New Roman" w:cs="Times New Roman"/>
+        </w:rPr>
+      </w:pPr>
+      <w:r>
+        <w:rPr>
+          <w:rFonts w:ascii="Times New Roman" w:hAnsi="Times New Roman" w:cs="Times New Roman" w:hint="eastAsia"/>
+        </w:rPr>
+        <w:t>范文：</w:t>
+      </w:r>
+    </w:p>
+    <w:p>
+      <w:pPr>
+        <w:spacing w:beforeLines="50" w:before="156" w:afterLines="50" w:after="156"/>
+        <w:rPr>
+          <w:rFonts w:ascii="Times New Roman" w:hAnsi="Times New Roman" w:cs="Times New Roman" w:hint="eastAsia"/>
+        </w:rPr>
+      </w:pPr>
+      <w:r>
+        <w:rPr>
+          <w:rFonts w:ascii="Times New Roman" w:hAnsi="Times New Roman" w:cs="Times New Roman"/>
+        </w:rPr>
+        <w:t>It is true that in the modern era, clothing styles are increasingly shaped by global fashion trends rather than just local customs. In my opinion, this phenomenon is primarily driven by technological advancements, and I believe it is a positive development as it promotes both cultural and economic progress.</w:t>
+      </w:r>
+    </w:p>
+    <w:p>
+      <w:pPr>
+        <w:spacing w:beforeLines="50" w:before="156" w:afterLines="50" w:after="156"/>
+        <w:rPr>
+          <w:rFonts w:ascii="Times New Roman" w:hAnsi="Times New Roman" w:cs="Times New Roman" w:hint="eastAsia"/>
+        </w:rPr>
+      </w:pPr>
+      <w:r>
+        <w:rPr>
+          <w:rFonts w:ascii="Times New Roman" w:hAnsi="Times New Roman" w:cs="Times New Roman"/>
+        </w:rPr>
+        <w:t xml:space="preserve">First, the development of technology, especially the internet, is the main reason why global fashion has become so influential. In the past, information travelled slowly, and people's knowledge of fashion was often limited to their own </w:t>
+      </w:r>
+      <w:r>
+        <w:rPr>
+          <w:rFonts w:ascii="Times New Roman" w:hAnsi="Times New Roman" w:cs="Times New Roman"/>
+        </w:rPr>
+        <w:lastRenderedPageBreak/>
+        <w:t>country's designs seen in local shops or magazines. However, the internet and social media have completely changed this situation. Now, anyone with a smartphone can instantly see the latest designs from fashion shows in Paris, Milan, or New York. This immediate access to information breaks down geographical barriers and allows trends to spread across the world in a very short time.</w:t>
+      </w:r>
+    </w:p>
+    <w:p>
+      <w:pPr>
+        <w:spacing w:beforeLines="50" w:before="156" w:afterLines="50" w:after="156"/>
+        <w:rPr>
+          <w:rFonts w:ascii="Times New Roman" w:hAnsi="Times New Roman" w:cs="Times New Roman" w:hint="eastAsia"/>
+        </w:rPr>
+      </w:pPr>
+      <w:r>
+        <w:rPr>
+          <w:rFonts w:ascii="Times New Roman" w:hAnsi="Times New Roman" w:cs="Times New Roman"/>
+        </w:rPr>
+        <w:t xml:space="preserve">Furthermore, I am convinced that this trend is a positive development for two key reasons. Firstly, it fosters cultural exchange. Clothing is a significant part of a culture's identity, and when people from different backgrounds start appreciating and wearing international styles, it shows a form of mutual respect and curiosity. This sharing of fashion can lead to a deeper understanding and appreciation of different cultures. Secondly, the </w:t>
+      </w:r>
+      <w:r>
+        <w:rPr>
+          <w:rFonts w:ascii="Times New Roman" w:hAnsi="Times New Roman" w:cs="Times New Roman"/>
+        </w:rPr>
+        <w:t>globalization</w:t>
+      </w:r>
+      <w:r>
+        <w:rPr>
+          <w:rFonts w:ascii="Times New Roman" w:hAnsi="Times New Roman" w:cs="Times New Roman"/>
+        </w:rPr>
+        <w:t xml:space="preserve"> of fashion stimulates the world's economy. When a style becomes popular globally, it creates a huge demand for certain products. This encourages international trade, as consumers may want to purchase clothes or accessories from foreign brands, which in turn supports businesses and creates jobs worldwide.</w:t>
+      </w:r>
+    </w:p>
+    <w:p>
+      <w:pPr>
+        <w:spacing w:beforeLines="50" w:before="156" w:afterLines="50" w:after="156"/>
+        <w:rPr>
+          <w:rFonts w:ascii="Times New Roman" w:hAnsi="Times New Roman" w:cs="Times New Roman"/>
+        </w:rPr>
+      </w:pPr>
+      <w:r>
+        <w:rPr>
+          <w:rFonts w:ascii="Times New Roman" w:hAnsi="Times New Roman" w:cs="Times New Roman"/>
+        </w:rPr>
+        <w:t>In conclusion, I would reaffirm my view that technology has been the key driver behind the rise of global fashion. This is a largely positive trend that brings the world closer through cultural communication and economic cooperation. Governments should continue to encourage this kind of global exchange to build a more prosperous and interconnected future.</w:t>
+      </w:r>
+    </w:p>
+    <w:p>
+      <w:pPr>
+        <w:spacing w:beforeLines="50" w:before="156" w:afterLines="50" w:after="156"/>
+        <w:rPr>
+          <w:rFonts w:ascii="Times New Roman" w:hAnsi="Times New Roman" w:cs="Times New Roman"/>
+        </w:rPr>
+      </w:pPr>
+    </w:p>
+    <w:p>
+      <w:pPr>
+        <w:spacing w:beforeLines="50" w:before="156" w:afterLines="50" w:after="156"/>
+        <w:rPr>
+          <w:rFonts w:ascii="Times New Roman" w:hAnsi="Times New Roman" w:cs="Times New Roman"/>
+        </w:rPr>
+      </w:pPr>
+      <w:r>
+        <w:rPr>
+          <w:rFonts w:ascii="Times New Roman" w:hAnsi="Times New Roman" w:cs="Times New Roman" w:hint="eastAsia"/>
+        </w:rPr>
+        <w:t>优秀表达：</w:t>
+      </w:r>
+    </w:p>
+    <w:p>
+      <w:pPr>
+        <w:spacing w:beforeLines="50" w:before="156" w:afterLines="50" w:after="156"/>
+        <w:rPr>
+          <w:rFonts w:ascii="Times New Roman" w:hAnsi="Times New Roman" w:cs="Times New Roman"/>
+        </w:rPr>
+      </w:pPr>
+      <w:r>
+        <w:rPr>
+          <w:rFonts w:ascii="Times New Roman" w:hAnsi="Times New Roman" w:cs="Times New Roman"/>
+        </w:rPr>
+        <w:t>我们可以把它们分成几类来学习：</w:t>
+      </w:r>
+    </w:p>
+    <w:p>
+      <w:pPr>
+        <w:spacing w:beforeLines="50" w:before="156" w:afterLines="50" w:after="156"/>
+        <w:rPr>
+          <w:rFonts w:ascii="Times New Roman" w:hAnsi="Times New Roman" w:cs="Times New Roman"/>
+          <w:b/>
+          <w:bCs/>
+        </w:rPr>
+      </w:pPr>
+      <w:r>
+        <w:rPr>
+          <w:rFonts w:ascii="Times New Roman" w:hAnsi="Times New Roman" w:cs="Times New Roman"/>
+          <w:b/>
+          <w:bCs/>
+        </w:rPr>
+        <w:t xml:space="preserve">1. </w:t>
+      </w:r>
+      <w:r>
+        <w:rPr>
+          <w:rFonts w:ascii="Times New Roman" w:hAnsi="Times New Roman" w:cs="Times New Roman"/>
+          <w:b/>
+          <w:bCs/>
+        </w:rPr>
+        <w:t>表达</w:t>
+      </w:r>
+      <w:r>
+        <w:rPr>
+          <w:rFonts w:ascii="Times New Roman" w:hAnsi="Times New Roman" w:cs="Times New Roman"/>
+          <w:b/>
+          <w:bCs/>
+        </w:rPr>
+        <w:t>“</w:t>
+      </w:r>
+      <w:r>
+        <w:rPr>
+          <w:rFonts w:ascii="Times New Roman" w:hAnsi="Times New Roman" w:cs="Times New Roman"/>
+          <w:b/>
+          <w:bCs/>
+        </w:rPr>
+        <w:t>影响与驱动</w:t>
+      </w:r>
+      <w:r>
+        <w:rPr>
+          <w:rFonts w:ascii="Times New Roman" w:hAnsi="Times New Roman" w:cs="Times New Roman"/>
+          <w:b/>
+          <w:bCs/>
+        </w:rPr>
+        <w:t>” (Influence &amp; Driving Forces)</w:t>
+      </w:r>
+    </w:p>
+    <w:p>
+      <w:pPr>
+        <w:numPr>
+          <w:ilvl w:val="0"/>
+          <w:numId w:val="11"/>
+        </w:numPr>
+        <w:spacing w:beforeLines="50" w:before="156" w:afterLines="50" w:after="156"/>
+        <w:rPr>
+          <w:rFonts w:ascii="Times New Roman" w:hAnsi="Times New Roman" w:cs="Times New Roman"/>
+        </w:rPr>
+      </w:pPr>
+      <w:r>
+        <w:rPr>
+          <w:rFonts w:ascii="Times New Roman" w:hAnsi="Times New Roman" w:cs="Times New Roman"/>
+          <w:b/>
+          <w:bCs/>
+        </w:rPr>
+        <w:t>be shaped by...</w:t>
+      </w:r>
+      <w:r>
+        <w:rPr>
+          <w:rFonts w:ascii="Times New Roman" w:hAnsi="Times New Roman" w:cs="Times New Roman"/>
+        </w:rPr>
+        <w:t xml:space="preserve">: </w:t>
+      </w:r>
+      <w:proofErr w:type="gramStart"/>
+      <w:r>
+        <w:rPr>
+          <w:rFonts w:ascii="Times New Roman" w:hAnsi="Times New Roman" w:cs="Times New Roman"/>
+        </w:rPr>
+        <w:t>意为</w:t>
+      </w:r>
+      <w:r>
+        <w:rPr>
+          <w:rFonts w:ascii="Times New Roman" w:hAnsi="Times New Roman" w:cs="Times New Roman"/>
+        </w:rPr>
+        <w:t>“</w:t>
+      </w:r>
+      <w:proofErr w:type="gramEnd"/>
+      <w:r>
+        <w:rPr>
+          <w:rFonts w:ascii="Times New Roman" w:hAnsi="Times New Roman" w:cs="Times New Roman"/>
+        </w:rPr>
+        <w:t>被</w:t>
+      </w:r>
+      <w:r>
+        <w:rPr>
+          <w:rFonts w:ascii="Times New Roman" w:hAnsi="Times New Roman" w:cs="Times New Roman"/>
+        </w:rPr>
+        <w:t>...</w:t>
+      </w:r>
+      <w:r>
+        <w:rPr>
+          <w:rFonts w:ascii="Times New Roman" w:hAnsi="Times New Roman" w:cs="Times New Roman"/>
+        </w:rPr>
+        <w:t>塑造</w:t>
+      </w:r>
+      <w:r>
+        <w:rPr>
+          <w:rFonts w:ascii="Times New Roman" w:hAnsi="Times New Roman" w:cs="Times New Roman"/>
+        </w:rPr>
+        <w:t>”</w:t>
       </w:r>
       <w:r>
         <w:rPr>
@@ -7058,17 +7818,73 @@
         </w:rPr>
         <w:t>。</w:t>
       </w:r>
-      <w:r>
-        <w:rPr>
-          <w:rFonts w:ascii="Times New Roman" w:hAnsi="Times New Roman" w:cs="Times New Roman"/>
-        </w:rPr>
-        <w:t xml:space="preserve">search for </w:t>
-      </w:r>
-      <w:r>
-        <w:rPr>
-          <w:rFonts w:ascii="Times New Roman" w:hAnsi="Times New Roman" w:cs="Times New Roman"/>
-        </w:rPr>
-        <w:t>是一个固定搭配，表示</w:t>
+    </w:p>
+    <w:p>
+      <w:pPr>
+        <w:numPr>
+          <w:ilvl w:val="1"/>
+          <w:numId w:val="11"/>
+        </w:numPr>
+        <w:spacing w:beforeLines="50" w:before="156" w:afterLines="50" w:after="156"/>
+        <w:rPr>
+          <w:rFonts w:ascii="Times New Roman" w:hAnsi="Times New Roman" w:cs="Times New Roman"/>
+        </w:rPr>
+      </w:pPr>
+      <w:r>
+        <w:rPr>
+          <w:rFonts w:ascii="Times New Roman" w:hAnsi="Times New Roman" w:cs="Times New Roman"/>
+          <w:b/>
+          <w:bCs/>
+        </w:rPr>
+        <w:t>为什么好用？</w:t>
+      </w:r>
+      <w:r>
+        <w:rPr>
+          <w:rFonts w:ascii="Times New Roman" w:hAnsi="Times New Roman" w:cs="Times New Roman"/>
+        </w:rPr>
+        <w:t xml:space="preserve"> </w:t>
+      </w:r>
+      <w:r>
+        <w:rPr>
+          <w:rFonts w:ascii="Times New Roman" w:hAnsi="Times New Roman" w:cs="Times New Roman"/>
+        </w:rPr>
+        <w:t>比</w:t>
+      </w:r>
+      <w:r>
+        <w:rPr>
+          <w:rFonts w:ascii="Times New Roman" w:hAnsi="Times New Roman" w:cs="Times New Roman"/>
+        </w:rPr>
+        <w:t xml:space="preserve"> be influenced by (</w:t>
+      </w:r>
+      <w:r>
+        <w:rPr>
+          <w:rFonts w:ascii="Times New Roman" w:hAnsi="Times New Roman" w:cs="Times New Roman"/>
+        </w:rPr>
+        <w:t>被</w:t>
+      </w:r>
+      <w:r>
+        <w:rPr>
+          <w:rFonts w:ascii="Times New Roman" w:hAnsi="Times New Roman" w:cs="Times New Roman"/>
+        </w:rPr>
+        <w:t>...</w:t>
+      </w:r>
+      <w:r>
+        <w:rPr>
+          <w:rFonts w:ascii="Times New Roman" w:hAnsi="Times New Roman" w:cs="Times New Roman"/>
+        </w:rPr>
+        <w:t>影响</w:t>
+      </w:r>
+      <w:r>
+        <w:rPr>
+          <w:rFonts w:ascii="Times New Roman" w:hAnsi="Times New Roman" w:cs="Times New Roman"/>
+        </w:rPr>
+        <w:t xml:space="preserve">) </w:t>
+      </w:r>
+      <w:r>
+        <w:rPr>
+          <w:rFonts w:ascii="Times New Roman" w:hAnsi="Times New Roman" w:cs="Times New Roman"/>
+        </w:rPr>
+        <w:t>更加生动、形象，有一种</w:t>
       </w:r>
       <w:r>
         <w:rPr>
@@ -7080,7 +7896,7 @@
         <w:rPr>
           <w:rFonts w:ascii="Times New Roman" w:hAnsi="Times New Roman" w:cs="Times New Roman"/>
         </w:rPr>
-        <w:t>搜寻</w:t>
+        <w:t>捏造成型</w:t>
       </w:r>
       <w:r>
         <w:rPr>
@@ -7092,12 +7908,1826 @@
         <w:rPr>
           <w:rFonts w:ascii="Times New Roman" w:hAnsi="Times New Roman" w:cs="Times New Roman"/>
         </w:rPr>
+        <w:t>的感觉。</w:t>
+      </w:r>
+    </w:p>
+    <w:p>
+      <w:pPr>
+        <w:numPr>
+          <w:ilvl w:val="1"/>
+          <w:numId w:val="11"/>
+        </w:numPr>
+        <w:spacing w:beforeLines="50" w:before="156" w:afterLines="50" w:after="156"/>
+        <w:rPr>
+          <w:rFonts w:ascii="Times New Roman" w:hAnsi="Times New Roman" w:cs="Times New Roman"/>
+        </w:rPr>
+      </w:pPr>
+      <w:r>
+        <w:rPr>
+          <w:rFonts w:ascii="Times New Roman" w:hAnsi="Times New Roman" w:cs="Times New Roman"/>
+          <w:b/>
+          <w:bCs/>
+        </w:rPr>
+        <w:t>例句</w:t>
+      </w:r>
+      <w:r>
+        <w:rPr>
+          <w:rFonts w:ascii="Times New Roman" w:hAnsi="Times New Roman" w:cs="Times New Roman"/>
+          <w:b/>
+          <w:bCs/>
+        </w:rPr>
+        <w:t>:</w:t>
+      </w:r>
+      <w:r>
+        <w:rPr>
+          <w:rFonts w:ascii="Times New Roman" w:hAnsi="Times New Roman" w:cs="Times New Roman"/>
+        </w:rPr>
+        <w:t xml:space="preserve"> Clothing styles are increasingly shaped by global fashion trends. (</w:t>
+      </w:r>
+      <w:r>
+        <w:rPr>
+          <w:rFonts w:ascii="Times New Roman" w:hAnsi="Times New Roman" w:cs="Times New Roman"/>
+        </w:rPr>
+        <w:t>服装风格日益被全球时尚潮流所塑造。</w:t>
+      </w:r>
+      <w:r>
+        <w:rPr>
+          <w:rFonts w:ascii="Times New Roman" w:hAnsi="Times New Roman" w:cs="Times New Roman"/>
+        </w:rPr>
+        <w:t>)</w:t>
+      </w:r>
+    </w:p>
+    <w:p>
+      <w:pPr>
+        <w:numPr>
+          <w:ilvl w:val="0"/>
+          <w:numId w:val="11"/>
+        </w:numPr>
+        <w:spacing w:beforeLines="50" w:before="156" w:afterLines="50" w:after="156"/>
+        <w:rPr>
+          <w:rFonts w:ascii="Times New Roman" w:hAnsi="Times New Roman" w:cs="Times New Roman"/>
+        </w:rPr>
+      </w:pPr>
+      <w:r>
+        <w:rPr>
+          <w:rFonts w:ascii="Times New Roman" w:hAnsi="Times New Roman" w:cs="Times New Roman"/>
+          <w:b/>
+          <w:bCs/>
+        </w:rPr>
+        <w:t>be driven by...</w:t>
+      </w:r>
+      <w:r>
+        <w:rPr>
+          <w:rFonts w:ascii="Times New Roman" w:hAnsi="Times New Roman" w:cs="Times New Roman"/>
+        </w:rPr>
+        <w:t xml:space="preserve">: </w:t>
+      </w:r>
+      <w:proofErr w:type="gramStart"/>
+      <w:r>
+        <w:rPr>
+          <w:rFonts w:ascii="Times New Roman" w:hAnsi="Times New Roman" w:cs="Times New Roman"/>
+        </w:rPr>
+        <w:t>意为</w:t>
+      </w:r>
+      <w:r>
+        <w:rPr>
+          <w:rFonts w:ascii="Times New Roman" w:hAnsi="Times New Roman" w:cs="Times New Roman"/>
+        </w:rPr>
+        <w:t>“</w:t>
+      </w:r>
+      <w:proofErr w:type="gramEnd"/>
+      <w:r>
+        <w:rPr>
+          <w:rFonts w:ascii="Times New Roman" w:hAnsi="Times New Roman" w:cs="Times New Roman"/>
+        </w:rPr>
+        <w:t>被</w:t>
+      </w:r>
+      <w:r>
+        <w:rPr>
+          <w:rFonts w:ascii="Times New Roman" w:hAnsi="Times New Roman" w:cs="Times New Roman"/>
+        </w:rPr>
+        <w:t>...</w:t>
+      </w:r>
+      <w:r>
+        <w:rPr>
+          <w:rFonts w:ascii="Times New Roman" w:hAnsi="Times New Roman" w:cs="Times New Roman"/>
+        </w:rPr>
+        <w:t>驱动</w:t>
+      </w:r>
+      <w:r>
+        <w:rPr>
+          <w:rFonts w:ascii="Times New Roman" w:hAnsi="Times New Roman" w:cs="Times New Roman"/>
+        </w:rPr>
+        <w:t>/</w:t>
+      </w:r>
+      <w:r>
+        <w:rPr>
+          <w:rFonts w:ascii="Times New Roman" w:hAnsi="Times New Roman" w:cs="Times New Roman"/>
+        </w:rPr>
+        <w:t>推动</w:t>
+      </w:r>
+      <w:r>
+        <w:rPr>
+          <w:rFonts w:ascii="Times New Roman" w:hAnsi="Times New Roman" w:cs="Times New Roman"/>
+        </w:rPr>
+        <w:t>”</w:t>
+      </w:r>
+      <w:r>
+        <w:rPr>
+          <w:rFonts w:ascii="Times New Roman" w:hAnsi="Times New Roman" w:cs="Times New Roman"/>
+        </w:rPr>
         <w:t>。</w:t>
       </w:r>
     </w:p>
+    <w:p>
+      <w:pPr>
+        <w:numPr>
+          <w:ilvl w:val="1"/>
+          <w:numId w:val="11"/>
+        </w:numPr>
+        <w:spacing w:beforeLines="50" w:before="156" w:afterLines="50" w:after="156"/>
+        <w:rPr>
+          <w:rFonts w:ascii="Times New Roman" w:hAnsi="Times New Roman" w:cs="Times New Roman"/>
+        </w:rPr>
+      </w:pPr>
+      <w:r>
+        <w:rPr>
+          <w:rFonts w:ascii="Times New Roman" w:hAnsi="Times New Roman" w:cs="Times New Roman"/>
+          <w:b/>
+          <w:bCs/>
+        </w:rPr>
+        <w:t>为什么好用？</w:t>
+      </w:r>
+      <w:r>
+        <w:rPr>
+          <w:rFonts w:ascii="Times New Roman" w:hAnsi="Times New Roman" w:cs="Times New Roman"/>
+        </w:rPr>
+        <w:t xml:space="preserve"> </w:t>
+      </w:r>
+      <w:r>
+        <w:rPr>
+          <w:rFonts w:ascii="Times New Roman" w:hAnsi="Times New Roman" w:cs="Times New Roman"/>
+        </w:rPr>
+        <w:t>这是表达</w:t>
+      </w:r>
+      <w:r>
+        <w:rPr>
+          <w:rFonts w:ascii="Times New Roman" w:hAnsi="Times New Roman" w:cs="Times New Roman"/>
+        </w:rPr>
+        <w:t>“</w:t>
+      </w:r>
+      <w:r>
+        <w:rPr>
+          <w:rFonts w:ascii="Times New Roman" w:hAnsi="Times New Roman" w:cs="Times New Roman"/>
+        </w:rPr>
+        <w:t>原因是</w:t>
+      </w:r>
+      <w:r>
+        <w:rPr>
+          <w:rFonts w:ascii="Times New Roman" w:hAnsi="Times New Roman" w:cs="Times New Roman"/>
+        </w:rPr>
+        <w:t>...”</w:t>
+      </w:r>
+      <w:r>
+        <w:rPr>
+          <w:rFonts w:ascii="Times New Roman" w:hAnsi="Times New Roman" w:cs="Times New Roman"/>
+        </w:rPr>
+        <w:t>的高分说法，强调了背后强大的驱动力。比</w:t>
+      </w:r>
+      <w:r>
+        <w:rPr>
+          <w:rFonts w:ascii="Times New Roman" w:hAnsi="Times New Roman" w:cs="Times New Roman"/>
+        </w:rPr>
+        <w:t xml:space="preserve"> the reason is... </w:t>
+      </w:r>
+      <w:r>
+        <w:rPr>
+          <w:rFonts w:ascii="Times New Roman" w:hAnsi="Times New Roman" w:cs="Times New Roman"/>
+        </w:rPr>
+        <w:t>更正式。</w:t>
+      </w:r>
+    </w:p>
+    <w:p>
+      <w:pPr>
+        <w:numPr>
+          <w:ilvl w:val="1"/>
+          <w:numId w:val="11"/>
+        </w:numPr>
+        <w:spacing w:beforeLines="50" w:before="156" w:afterLines="50" w:after="156"/>
+        <w:rPr>
+          <w:rFonts w:ascii="Times New Roman" w:hAnsi="Times New Roman" w:cs="Times New Roman"/>
+        </w:rPr>
+      </w:pPr>
+      <w:r>
+        <w:rPr>
+          <w:rFonts w:ascii="Times New Roman" w:hAnsi="Times New Roman" w:cs="Times New Roman"/>
+          <w:b/>
+          <w:bCs/>
+        </w:rPr>
+        <w:t>例句</w:t>
+      </w:r>
+      <w:r>
+        <w:rPr>
+          <w:rFonts w:ascii="Times New Roman" w:hAnsi="Times New Roman" w:cs="Times New Roman"/>
+          <w:b/>
+          <w:bCs/>
+        </w:rPr>
+        <w:t>:</w:t>
+      </w:r>
+      <w:r>
+        <w:rPr>
+          <w:rFonts w:ascii="Times New Roman" w:hAnsi="Times New Roman" w:cs="Times New Roman"/>
+        </w:rPr>
+        <w:t xml:space="preserve"> This phenomenon is primarily driven by technological advancements. (</w:t>
+      </w:r>
+      <w:r>
+        <w:rPr>
+          <w:rFonts w:ascii="Times New Roman" w:hAnsi="Times New Roman" w:cs="Times New Roman"/>
+        </w:rPr>
+        <w:t>这个现象主要是由科技进步所驱动的。</w:t>
+      </w:r>
+      <w:r>
+        <w:rPr>
+          <w:rFonts w:ascii="Times New Roman" w:hAnsi="Times New Roman" w:cs="Times New Roman"/>
+        </w:rPr>
+        <w:t>)</w:t>
+      </w:r>
+    </w:p>
+    <w:p>
+      <w:pPr>
+        <w:numPr>
+          <w:ilvl w:val="0"/>
+          <w:numId w:val="11"/>
+        </w:numPr>
+        <w:spacing w:beforeLines="50" w:before="156" w:afterLines="50" w:after="156"/>
+        <w:rPr>
+          <w:rFonts w:ascii="Times New Roman" w:hAnsi="Times New Roman" w:cs="Times New Roman"/>
+        </w:rPr>
+      </w:pPr>
+      <w:r>
+        <w:rPr>
+          <w:rFonts w:ascii="Times New Roman" w:hAnsi="Times New Roman" w:cs="Times New Roman"/>
+          <w:b/>
+          <w:bCs/>
+        </w:rPr>
+        <w:t>the key driver behind...</w:t>
+      </w:r>
+      <w:r>
+        <w:rPr>
+          <w:rFonts w:ascii="Times New Roman" w:hAnsi="Times New Roman" w:cs="Times New Roman"/>
+        </w:rPr>
+        <w:t xml:space="preserve">: </w:t>
+      </w:r>
+      <w:proofErr w:type="gramStart"/>
+      <w:r>
+        <w:rPr>
+          <w:rFonts w:ascii="Times New Roman" w:hAnsi="Times New Roman" w:cs="Times New Roman"/>
+        </w:rPr>
+        <w:t>意为</w:t>
+      </w:r>
+      <w:r>
+        <w:rPr>
+          <w:rFonts w:ascii="Times New Roman" w:hAnsi="Times New Roman" w:cs="Times New Roman"/>
+        </w:rPr>
+        <w:t>“</w:t>
+      </w:r>
+      <w:proofErr w:type="gramEnd"/>
+      <w:r>
+        <w:rPr>
+          <w:rFonts w:ascii="Times New Roman" w:hAnsi="Times New Roman" w:cs="Times New Roman"/>
+        </w:rPr>
+        <w:t>...</w:t>
+      </w:r>
+      <w:r>
+        <w:rPr>
+          <w:rFonts w:ascii="Times New Roman" w:hAnsi="Times New Roman" w:cs="Times New Roman"/>
+        </w:rPr>
+        <w:t>背后的关键驱动力</w:t>
+      </w:r>
+      <w:r>
+        <w:rPr>
+          <w:rFonts w:ascii="Times New Roman" w:hAnsi="Times New Roman" w:cs="Times New Roman"/>
+        </w:rPr>
+        <w:t>”</w:t>
+      </w:r>
+      <w:r>
+        <w:rPr>
+          <w:rFonts w:ascii="Times New Roman" w:hAnsi="Times New Roman" w:cs="Times New Roman"/>
+        </w:rPr>
+        <w:t>。</w:t>
+      </w:r>
+    </w:p>
+    <w:p>
+      <w:pPr>
+        <w:numPr>
+          <w:ilvl w:val="1"/>
+          <w:numId w:val="11"/>
+        </w:numPr>
+        <w:spacing w:beforeLines="50" w:before="156" w:afterLines="50" w:after="156"/>
+        <w:rPr>
+          <w:rFonts w:ascii="Times New Roman" w:hAnsi="Times New Roman" w:cs="Times New Roman"/>
+        </w:rPr>
+      </w:pPr>
+      <w:r>
+        <w:rPr>
+          <w:rFonts w:ascii="Times New Roman" w:hAnsi="Times New Roman" w:cs="Times New Roman"/>
+          <w:b/>
+          <w:bCs/>
+        </w:rPr>
+        <w:t>为什么好用？</w:t>
+      </w:r>
+      <w:r>
+        <w:rPr>
+          <w:rFonts w:ascii="Times New Roman" w:hAnsi="Times New Roman" w:cs="Times New Roman"/>
+        </w:rPr>
+        <w:t xml:space="preserve"> driver </w:t>
+      </w:r>
+      <w:r>
+        <w:rPr>
+          <w:rFonts w:ascii="Times New Roman" w:hAnsi="Times New Roman" w:cs="Times New Roman"/>
+        </w:rPr>
+        <w:t>在这里不是指司机，而是指</w:t>
+      </w:r>
+      <w:r>
+        <w:rPr>
+          <w:rFonts w:ascii="Times New Roman" w:hAnsi="Times New Roman" w:cs="Times New Roman"/>
+        </w:rPr>
+        <w:t>“</w:t>
+      </w:r>
+      <w:r>
+        <w:rPr>
+          <w:rFonts w:ascii="Times New Roman" w:hAnsi="Times New Roman" w:cs="Times New Roman"/>
+        </w:rPr>
+        <w:t>驱动因素</w:t>
+      </w:r>
+      <w:r>
+        <w:rPr>
+          <w:rFonts w:ascii="Times New Roman" w:hAnsi="Times New Roman" w:cs="Times New Roman"/>
+        </w:rPr>
+        <w:t>”</w:t>
+      </w:r>
+      <w:r>
+        <w:rPr>
+          <w:rFonts w:ascii="Times New Roman" w:hAnsi="Times New Roman" w:cs="Times New Roman"/>
+        </w:rPr>
+        <w:t>，是一个非常地道的名词用法。</w:t>
+      </w:r>
+    </w:p>
+    <w:p>
+      <w:pPr>
+        <w:numPr>
+          <w:ilvl w:val="1"/>
+          <w:numId w:val="11"/>
+        </w:numPr>
+        <w:spacing w:beforeLines="50" w:before="156" w:afterLines="50" w:after="156"/>
+        <w:rPr>
+          <w:rFonts w:ascii="Times New Roman" w:hAnsi="Times New Roman" w:cs="Times New Roman"/>
+        </w:rPr>
+      </w:pPr>
+      <w:r>
+        <w:rPr>
+          <w:rFonts w:ascii="Times New Roman" w:hAnsi="Times New Roman" w:cs="Times New Roman"/>
+          <w:b/>
+          <w:bCs/>
+        </w:rPr>
+        <w:t>例句</w:t>
+      </w:r>
+      <w:r>
+        <w:rPr>
+          <w:rFonts w:ascii="Times New Roman" w:hAnsi="Times New Roman" w:cs="Times New Roman"/>
+          <w:b/>
+          <w:bCs/>
+        </w:rPr>
+        <w:t>:</w:t>
+      </w:r>
+      <w:r>
+        <w:rPr>
+          <w:rFonts w:ascii="Times New Roman" w:hAnsi="Times New Roman" w:cs="Times New Roman"/>
+        </w:rPr>
+        <w:t xml:space="preserve"> I would reaffirm my view that technology has been the key driver behind the rise of global fashion. (</w:t>
+      </w:r>
+      <w:r>
+        <w:rPr>
+          <w:rFonts w:ascii="Times New Roman" w:hAnsi="Times New Roman" w:cs="Times New Roman"/>
+        </w:rPr>
+        <w:t>我重申我的观点，科技一直是全球时尚兴起背后的关键驱动力。</w:t>
+      </w:r>
+      <w:r>
+        <w:rPr>
+          <w:rFonts w:ascii="Times New Roman" w:hAnsi="Times New Roman" w:cs="Times New Roman"/>
+        </w:rPr>
+        <w:t>)</w:t>
+      </w:r>
+    </w:p>
+    <w:p>
+      <w:pPr>
+        <w:spacing w:beforeLines="50" w:before="156" w:afterLines="50" w:after="156"/>
+        <w:rPr>
+          <w:rFonts w:ascii="Times New Roman" w:hAnsi="Times New Roman" w:cs="Times New Roman"/>
+          <w:b/>
+          <w:bCs/>
+        </w:rPr>
+      </w:pPr>
+      <w:r>
+        <w:rPr>
+          <w:rFonts w:ascii="Times New Roman" w:hAnsi="Times New Roman" w:cs="Times New Roman"/>
+          <w:b/>
+          <w:bCs/>
+        </w:rPr>
+        <w:t xml:space="preserve">2. </w:t>
+      </w:r>
+      <w:r>
+        <w:rPr>
+          <w:rFonts w:ascii="Times New Roman" w:hAnsi="Times New Roman" w:cs="Times New Roman"/>
+          <w:b/>
+          <w:bCs/>
+        </w:rPr>
+        <w:t>表达</w:t>
+      </w:r>
+      <w:r>
+        <w:rPr>
+          <w:rFonts w:ascii="Times New Roman" w:hAnsi="Times New Roman" w:cs="Times New Roman"/>
+          <w:b/>
+          <w:bCs/>
+        </w:rPr>
+        <w:t>“</w:t>
+      </w:r>
+      <w:r>
+        <w:rPr>
+          <w:rFonts w:ascii="Times New Roman" w:hAnsi="Times New Roman" w:cs="Times New Roman"/>
+          <w:b/>
+          <w:bCs/>
+        </w:rPr>
+        <w:t>促进与发展</w:t>
+      </w:r>
+      <w:r>
+        <w:rPr>
+          <w:rFonts w:ascii="Times New Roman" w:hAnsi="Times New Roman" w:cs="Times New Roman"/>
+          <w:b/>
+          <w:bCs/>
+        </w:rPr>
+        <w:t>” (Promotion &amp; Development)</w:t>
+      </w:r>
+    </w:p>
+    <w:p>
+      <w:pPr>
+        <w:numPr>
+          <w:ilvl w:val="0"/>
+          <w:numId w:val="12"/>
+        </w:numPr>
+        <w:spacing w:beforeLines="50" w:before="156" w:afterLines="50" w:after="156"/>
+        <w:rPr>
+          <w:rFonts w:ascii="Times New Roman" w:hAnsi="Times New Roman" w:cs="Times New Roman"/>
+        </w:rPr>
+      </w:pPr>
+      <w:r>
+        <w:rPr>
+          <w:rFonts w:ascii="Times New Roman" w:hAnsi="Times New Roman" w:cs="Times New Roman"/>
+          <w:b/>
+          <w:bCs/>
+        </w:rPr>
+        <w:lastRenderedPageBreak/>
+        <w:t>promote</w:t>
+      </w:r>
+      <w:r>
+        <w:rPr>
+          <w:rFonts w:ascii="Times New Roman" w:hAnsi="Times New Roman" w:cs="Times New Roman"/>
+        </w:rPr>
+        <w:t xml:space="preserve">: </w:t>
+      </w:r>
+      <w:r>
+        <w:rPr>
+          <w:rFonts w:ascii="Times New Roman" w:hAnsi="Times New Roman" w:cs="Times New Roman"/>
+        </w:rPr>
+        <w:t>意为</w:t>
+      </w:r>
+      <w:r>
+        <w:rPr>
+          <w:rFonts w:ascii="Times New Roman" w:hAnsi="Times New Roman" w:cs="Times New Roman"/>
+        </w:rPr>
+        <w:t>“</w:t>
+      </w:r>
+      <w:r>
+        <w:rPr>
+          <w:rFonts w:ascii="Times New Roman" w:hAnsi="Times New Roman" w:cs="Times New Roman"/>
+        </w:rPr>
+        <w:t>促进，提倡</w:t>
+      </w:r>
+      <w:r>
+        <w:rPr>
+          <w:rFonts w:ascii="Times New Roman" w:hAnsi="Times New Roman" w:cs="Times New Roman"/>
+        </w:rPr>
+        <w:t>”</w:t>
+      </w:r>
+      <w:r>
+        <w:rPr>
+          <w:rFonts w:ascii="Times New Roman" w:hAnsi="Times New Roman" w:cs="Times New Roman"/>
+        </w:rPr>
+        <w:t>。</w:t>
+      </w:r>
+    </w:p>
+    <w:p>
+      <w:pPr>
+        <w:numPr>
+          <w:ilvl w:val="1"/>
+          <w:numId w:val="12"/>
+        </w:numPr>
+        <w:spacing w:beforeLines="50" w:before="156" w:afterLines="50" w:after="156"/>
+        <w:rPr>
+          <w:rFonts w:ascii="Times New Roman" w:hAnsi="Times New Roman" w:cs="Times New Roman"/>
+        </w:rPr>
+      </w:pPr>
+      <w:r>
+        <w:rPr>
+          <w:rFonts w:ascii="Times New Roman" w:hAnsi="Times New Roman" w:cs="Times New Roman"/>
+          <w:b/>
+          <w:bCs/>
+        </w:rPr>
+        <w:t>为什么好用？</w:t>
+      </w:r>
+      <w:r>
+        <w:rPr>
+          <w:rFonts w:ascii="Times New Roman" w:hAnsi="Times New Roman" w:cs="Times New Roman"/>
+        </w:rPr>
+        <w:t xml:space="preserve"> </w:t>
+      </w:r>
+      <w:r>
+        <w:rPr>
+          <w:rFonts w:ascii="Times New Roman" w:hAnsi="Times New Roman" w:cs="Times New Roman"/>
+        </w:rPr>
+        <w:t>这是一个</w:t>
+      </w:r>
+      <w:proofErr w:type="gramStart"/>
+      <w:r>
+        <w:rPr>
+          <w:rFonts w:ascii="Times New Roman" w:hAnsi="Times New Roman" w:cs="Times New Roman"/>
+        </w:rPr>
+        <w:t>非常</w:t>
+      </w:r>
+      <w:proofErr w:type="gramEnd"/>
+      <w:r>
+        <w:rPr>
+          <w:rFonts w:ascii="Times New Roman" w:hAnsi="Times New Roman" w:cs="Times New Roman"/>
+        </w:rPr>
+        <w:t>万能且正式的动词，可以用在经济、文化、健康等多个话题中。</w:t>
+      </w:r>
+    </w:p>
+    <w:p>
+      <w:pPr>
+        <w:numPr>
+          <w:ilvl w:val="1"/>
+          <w:numId w:val="12"/>
+        </w:numPr>
+        <w:spacing w:beforeLines="50" w:before="156" w:afterLines="50" w:after="156"/>
+        <w:rPr>
+          <w:rFonts w:ascii="Times New Roman" w:hAnsi="Times New Roman" w:cs="Times New Roman"/>
+        </w:rPr>
+      </w:pPr>
+      <w:r>
+        <w:rPr>
+          <w:rFonts w:ascii="Times New Roman" w:hAnsi="Times New Roman" w:cs="Times New Roman"/>
+          <w:b/>
+          <w:bCs/>
+        </w:rPr>
+        <w:t>例句</w:t>
+      </w:r>
+      <w:r>
+        <w:rPr>
+          <w:rFonts w:ascii="Times New Roman" w:hAnsi="Times New Roman" w:cs="Times New Roman"/>
+          <w:b/>
+          <w:bCs/>
+        </w:rPr>
+        <w:t>:</w:t>
+      </w:r>
+      <w:r>
+        <w:rPr>
+          <w:rFonts w:ascii="Times New Roman" w:hAnsi="Times New Roman" w:cs="Times New Roman"/>
+        </w:rPr>
+        <w:t xml:space="preserve"> It is a positive development as it promotes both cultural and economic progress. (</w:t>
+      </w:r>
+      <w:r>
+        <w:rPr>
+          <w:rFonts w:ascii="Times New Roman" w:hAnsi="Times New Roman" w:cs="Times New Roman"/>
+        </w:rPr>
+        <w:t>这是一个积极的发展，因为它促进了文化和经济的进步。</w:t>
+      </w:r>
+      <w:r>
+        <w:rPr>
+          <w:rFonts w:ascii="Times New Roman" w:hAnsi="Times New Roman" w:cs="Times New Roman"/>
+        </w:rPr>
+        <w:t>)</w:t>
+      </w:r>
+    </w:p>
+    <w:p>
+      <w:pPr>
+        <w:numPr>
+          <w:ilvl w:val="0"/>
+          <w:numId w:val="12"/>
+        </w:numPr>
+        <w:spacing w:beforeLines="50" w:before="156" w:afterLines="50" w:after="156"/>
+        <w:rPr>
+          <w:rFonts w:ascii="Times New Roman" w:hAnsi="Times New Roman" w:cs="Times New Roman"/>
+        </w:rPr>
+      </w:pPr>
+      <w:r>
+        <w:rPr>
+          <w:rFonts w:ascii="Times New Roman" w:hAnsi="Times New Roman" w:cs="Times New Roman"/>
+          <w:b/>
+          <w:bCs/>
+        </w:rPr>
+        <w:t>foster</w:t>
+      </w:r>
+      <w:r>
+        <w:rPr>
+          <w:rFonts w:ascii="Times New Roman" w:hAnsi="Times New Roman" w:cs="Times New Roman"/>
+        </w:rPr>
+        <w:t xml:space="preserve">: </w:t>
+      </w:r>
+      <w:r>
+        <w:rPr>
+          <w:rFonts w:ascii="Times New Roman" w:hAnsi="Times New Roman" w:cs="Times New Roman"/>
+        </w:rPr>
+        <w:t>意为</w:t>
+      </w:r>
+      <w:r>
+        <w:rPr>
+          <w:rFonts w:ascii="Times New Roman" w:hAnsi="Times New Roman" w:cs="Times New Roman"/>
+        </w:rPr>
+        <w:t>“</w:t>
+      </w:r>
+      <w:r>
+        <w:rPr>
+          <w:rFonts w:ascii="Times New Roman" w:hAnsi="Times New Roman" w:cs="Times New Roman"/>
+        </w:rPr>
+        <w:t>培养，促进</w:t>
+      </w:r>
+      <w:r>
+        <w:rPr>
+          <w:rFonts w:ascii="Times New Roman" w:hAnsi="Times New Roman" w:cs="Times New Roman"/>
+        </w:rPr>
+        <w:t>”</w:t>
+      </w:r>
+      <w:r>
+        <w:rPr>
+          <w:rFonts w:ascii="Times New Roman" w:hAnsi="Times New Roman" w:cs="Times New Roman"/>
+        </w:rPr>
+        <w:t>。</w:t>
+      </w:r>
+    </w:p>
+    <w:p>
+      <w:pPr>
+        <w:numPr>
+          <w:ilvl w:val="1"/>
+          <w:numId w:val="12"/>
+        </w:numPr>
+        <w:spacing w:beforeLines="50" w:before="156" w:afterLines="50" w:after="156"/>
+        <w:rPr>
+          <w:rFonts w:ascii="Times New Roman" w:hAnsi="Times New Roman" w:cs="Times New Roman"/>
+        </w:rPr>
+      </w:pPr>
+      <w:r>
+        <w:rPr>
+          <w:rFonts w:ascii="Times New Roman" w:hAnsi="Times New Roman" w:cs="Times New Roman"/>
+          <w:b/>
+          <w:bCs/>
+        </w:rPr>
+        <w:t>为什么好用？</w:t>
+      </w:r>
+      <w:r>
+        <w:rPr>
+          <w:rFonts w:ascii="Times New Roman" w:hAnsi="Times New Roman" w:cs="Times New Roman"/>
+        </w:rPr>
+        <w:t xml:space="preserve"> </w:t>
+      </w:r>
+      <w:r>
+        <w:rPr>
+          <w:rFonts w:ascii="Times New Roman" w:hAnsi="Times New Roman" w:cs="Times New Roman"/>
+        </w:rPr>
+        <w:t>和</w:t>
+      </w:r>
+      <w:r>
+        <w:rPr>
+          <w:rFonts w:ascii="Times New Roman" w:hAnsi="Times New Roman" w:cs="Times New Roman"/>
+        </w:rPr>
+        <w:t xml:space="preserve"> promote </w:t>
+      </w:r>
+      <w:r>
+        <w:rPr>
+          <w:rFonts w:ascii="Times New Roman" w:hAnsi="Times New Roman" w:cs="Times New Roman"/>
+        </w:rPr>
+        <w:t>意思相近，但</w:t>
+      </w:r>
+      <w:r>
+        <w:rPr>
+          <w:rFonts w:ascii="Times New Roman" w:hAnsi="Times New Roman" w:cs="Times New Roman"/>
+        </w:rPr>
+        <w:t xml:space="preserve"> foster </w:t>
+      </w:r>
+      <w:r>
+        <w:rPr>
+          <w:rFonts w:ascii="Times New Roman" w:hAnsi="Times New Roman" w:cs="Times New Roman"/>
+        </w:rPr>
+        <w:t>更侧重于在一个持续的过程中，慢慢地、有意识地去培养和支持某事物的成长。用词更高级。</w:t>
+      </w:r>
+    </w:p>
+    <w:p>
+      <w:pPr>
+        <w:numPr>
+          <w:ilvl w:val="1"/>
+          <w:numId w:val="12"/>
+        </w:numPr>
+        <w:spacing w:beforeLines="50" w:before="156" w:afterLines="50" w:after="156"/>
+        <w:rPr>
+          <w:rFonts w:ascii="Times New Roman" w:hAnsi="Times New Roman" w:cs="Times New Roman"/>
+        </w:rPr>
+      </w:pPr>
+      <w:r>
+        <w:rPr>
+          <w:rFonts w:ascii="Times New Roman" w:hAnsi="Times New Roman" w:cs="Times New Roman"/>
+          <w:b/>
+          <w:bCs/>
+        </w:rPr>
+        <w:t>例句</w:t>
+      </w:r>
+      <w:r>
+        <w:rPr>
+          <w:rFonts w:ascii="Times New Roman" w:hAnsi="Times New Roman" w:cs="Times New Roman"/>
+          <w:b/>
+          <w:bCs/>
+        </w:rPr>
+        <w:t>:</w:t>
+      </w:r>
+      <w:r>
+        <w:rPr>
+          <w:rFonts w:ascii="Times New Roman" w:hAnsi="Times New Roman" w:cs="Times New Roman"/>
+        </w:rPr>
+        <w:t xml:space="preserve"> Firstly, it fosters cultural exchange. (</w:t>
+      </w:r>
+      <w:r>
+        <w:rPr>
+          <w:rFonts w:ascii="Times New Roman" w:hAnsi="Times New Roman" w:cs="Times New Roman"/>
+        </w:rPr>
+        <w:t>首先，它促进了文化交流。</w:t>
+      </w:r>
+      <w:r>
+        <w:rPr>
+          <w:rFonts w:ascii="Times New Roman" w:hAnsi="Times New Roman" w:cs="Times New Roman"/>
+        </w:rPr>
+        <w:t>)</w:t>
+      </w:r>
+    </w:p>
+    <w:p>
+      <w:pPr>
+        <w:numPr>
+          <w:ilvl w:val="0"/>
+          <w:numId w:val="12"/>
+        </w:numPr>
+        <w:spacing w:beforeLines="50" w:before="156" w:afterLines="50" w:after="156"/>
+        <w:rPr>
+          <w:rFonts w:ascii="Times New Roman" w:hAnsi="Times New Roman" w:cs="Times New Roman"/>
+        </w:rPr>
+      </w:pPr>
+      <w:r>
+        <w:rPr>
+          <w:rFonts w:ascii="Times New Roman" w:hAnsi="Times New Roman" w:cs="Times New Roman"/>
+          <w:b/>
+          <w:bCs/>
+        </w:rPr>
+        <w:t>stimulate</w:t>
+      </w:r>
+      <w:r>
+        <w:rPr>
+          <w:rFonts w:ascii="Times New Roman" w:hAnsi="Times New Roman" w:cs="Times New Roman"/>
+        </w:rPr>
+        <w:t xml:space="preserve">: </w:t>
+      </w:r>
+      <w:r>
+        <w:rPr>
+          <w:rFonts w:ascii="Times New Roman" w:hAnsi="Times New Roman" w:cs="Times New Roman"/>
+        </w:rPr>
+        <w:t>意为</w:t>
+      </w:r>
+      <w:r>
+        <w:rPr>
+          <w:rFonts w:ascii="Times New Roman" w:hAnsi="Times New Roman" w:cs="Times New Roman"/>
+        </w:rPr>
+        <w:t>“</w:t>
+      </w:r>
+      <w:r>
+        <w:rPr>
+          <w:rFonts w:ascii="Times New Roman" w:hAnsi="Times New Roman" w:cs="Times New Roman"/>
+        </w:rPr>
+        <w:t>刺激，激励</w:t>
+      </w:r>
+      <w:r>
+        <w:rPr>
+          <w:rFonts w:ascii="Times New Roman" w:hAnsi="Times New Roman" w:cs="Times New Roman"/>
+        </w:rPr>
+        <w:t>”</w:t>
+      </w:r>
+      <w:r>
+        <w:rPr>
+          <w:rFonts w:ascii="Times New Roman" w:hAnsi="Times New Roman" w:cs="Times New Roman"/>
+        </w:rPr>
+        <w:t>。</w:t>
+      </w:r>
+    </w:p>
+    <w:p>
+      <w:pPr>
+        <w:numPr>
+          <w:ilvl w:val="1"/>
+          <w:numId w:val="12"/>
+        </w:numPr>
+        <w:spacing w:beforeLines="50" w:before="156" w:afterLines="50" w:after="156"/>
+        <w:rPr>
+          <w:rFonts w:ascii="Times New Roman" w:hAnsi="Times New Roman" w:cs="Times New Roman"/>
+        </w:rPr>
+      </w:pPr>
+      <w:r>
+        <w:rPr>
+          <w:rFonts w:ascii="Times New Roman" w:hAnsi="Times New Roman" w:cs="Times New Roman"/>
+          <w:b/>
+          <w:bCs/>
+        </w:rPr>
+        <w:t>为什么好用？</w:t>
+      </w:r>
+      <w:r>
+        <w:rPr>
+          <w:rFonts w:ascii="Times New Roman" w:hAnsi="Times New Roman" w:cs="Times New Roman"/>
+        </w:rPr>
+        <w:t xml:space="preserve"> </w:t>
+      </w:r>
+      <w:r>
+        <w:rPr>
+          <w:rFonts w:ascii="Times New Roman" w:hAnsi="Times New Roman" w:cs="Times New Roman"/>
+        </w:rPr>
+        <w:t>在经济学和商业话题中非常常用，表示</w:t>
+      </w:r>
+      <w:r>
+        <w:rPr>
+          <w:rFonts w:ascii="Times New Roman" w:hAnsi="Times New Roman" w:cs="Times New Roman"/>
+        </w:rPr>
+        <w:t>“</w:t>
+      </w:r>
+      <w:r>
+        <w:rPr>
+          <w:rFonts w:ascii="Times New Roman" w:hAnsi="Times New Roman" w:cs="Times New Roman"/>
+        </w:rPr>
+        <w:t>让</w:t>
+      </w:r>
+      <w:r>
+        <w:rPr>
+          <w:rFonts w:ascii="Times New Roman" w:hAnsi="Times New Roman" w:cs="Times New Roman"/>
+        </w:rPr>
+        <w:t>...</w:t>
+      </w:r>
+      <w:r>
+        <w:rPr>
+          <w:rFonts w:ascii="Times New Roman" w:hAnsi="Times New Roman" w:cs="Times New Roman"/>
+        </w:rPr>
+        <w:t>变得更活跃、更发达</w:t>
+      </w:r>
+      <w:r>
+        <w:rPr>
+          <w:rFonts w:ascii="Times New Roman" w:hAnsi="Times New Roman" w:cs="Times New Roman"/>
+        </w:rPr>
+        <w:t>”</w:t>
+      </w:r>
+      <w:r>
+        <w:rPr>
+          <w:rFonts w:ascii="Times New Roman" w:hAnsi="Times New Roman" w:cs="Times New Roman"/>
+        </w:rPr>
+        <w:t>。</w:t>
+      </w:r>
+    </w:p>
+    <w:p>
+      <w:pPr>
+        <w:numPr>
+          <w:ilvl w:val="1"/>
+          <w:numId w:val="12"/>
+        </w:numPr>
+        <w:spacing w:beforeLines="50" w:before="156" w:afterLines="50" w:after="156"/>
+        <w:rPr>
+          <w:rFonts w:ascii="Times New Roman" w:hAnsi="Times New Roman" w:cs="Times New Roman"/>
+        </w:rPr>
+      </w:pPr>
+      <w:r>
+        <w:rPr>
+          <w:rFonts w:ascii="Times New Roman" w:hAnsi="Times New Roman" w:cs="Times New Roman"/>
+          <w:b/>
+          <w:bCs/>
+        </w:rPr>
+        <w:t>例句</w:t>
+      </w:r>
+      <w:r>
+        <w:rPr>
+          <w:rFonts w:ascii="Times New Roman" w:hAnsi="Times New Roman" w:cs="Times New Roman"/>
+          <w:b/>
+          <w:bCs/>
+        </w:rPr>
+        <w:t>:</w:t>
+      </w:r>
+      <w:r>
+        <w:rPr>
+          <w:rFonts w:ascii="Times New Roman" w:hAnsi="Times New Roman" w:cs="Times New Roman"/>
+        </w:rPr>
+        <w:t xml:space="preserve"> The </w:t>
+      </w:r>
+      <w:proofErr w:type="spellStart"/>
+      <w:r>
+        <w:rPr>
+          <w:rFonts w:ascii="Times New Roman" w:hAnsi="Times New Roman" w:cs="Times New Roman"/>
+        </w:rPr>
+        <w:t>globalisation</w:t>
+      </w:r>
+      <w:proofErr w:type="spellEnd"/>
+      <w:r>
+        <w:rPr>
+          <w:rFonts w:ascii="Times New Roman" w:hAnsi="Times New Roman" w:cs="Times New Roman"/>
+        </w:rPr>
+        <w:t xml:space="preserve"> of fashion stimulates the world's economy. (</w:t>
+      </w:r>
+      <w:r>
+        <w:rPr>
+          <w:rFonts w:ascii="Times New Roman" w:hAnsi="Times New Roman" w:cs="Times New Roman"/>
+        </w:rPr>
+        <w:t>时尚的全球化刺激了世界经济。</w:t>
+      </w:r>
+      <w:r>
+        <w:rPr>
+          <w:rFonts w:ascii="Times New Roman" w:hAnsi="Times New Roman" w:cs="Times New Roman"/>
+        </w:rPr>
+        <w:t>)</w:t>
+      </w:r>
+    </w:p>
+    <w:p>
+      <w:pPr>
+        <w:spacing w:beforeLines="50" w:before="156" w:afterLines="50" w:after="156"/>
+        <w:rPr>
+          <w:rFonts w:ascii="Times New Roman" w:hAnsi="Times New Roman" w:cs="Times New Roman"/>
+          <w:b/>
+          <w:bCs/>
+        </w:rPr>
+      </w:pPr>
+      <w:r>
+        <w:rPr>
+          <w:rFonts w:ascii="Times New Roman" w:hAnsi="Times New Roman" w:cs="Times New Roman"/>
+          <w:b/>
+          <w:bCs/>
+        </w:rPr>
+        <w:t xml:space="preserve">3. </w:t>
+      </w:r>
+      <w:r>
+        <w:rPr>
+          <w:rFonts w:ascii="Times New Roman" w:hAnsi="Times New Roman" w:cs="Times New Roman"/>
+          <w:b/>
+          <w:bCs/>
+        </w:rPr>
+        <w:t>高分名词和名词词组</w:t>
+      </w:r>
+      <w:r>
+        <w:rPr>
+          <w:rFonts w:ascii="Times New Roman" w:hAnsi="Times New Roman" w:cs="Times New Roman"/>
+          <w:b/>
+          <w:bCs/>
+        </w:rPr>
+        <w:t xml:space="preserve"> (Advanced Nouns &amp; Noun Phrases)</w:t>
+      </w:r>
+    </w:p>
+    <w:p>
+      <w:pPr>
+        <w:numPr>
+          <w:ilvl w:val="0"/>
+          <w:numId w:val="13"/>
+        </w:numPr>
+        <w:spacing w:beforeLines="50" w:before="156" w:afterLines="50" w:after="156"/>
+        <w:rPr>
+          <w:rFonts w:ascii="Times New Roman" w:hAnsi="Times New Roman" w:cs="Times New Roman"/>
+        </w:rPr>
+      </w:pPr>
+      <w:r>
+        <w:rPr>
+          <w:rFonts w:ascii="Times New Roman" w:hAnsi="Times New Roman" w:cs="Times New Roman"/>
+          <w:b/>
+          <w:bCs/>
+        </w:rPr>
+        <w:t>technological advancements</w:t>
+      </w:r>
+      <w:r>
+        <w:rPr>
+          <w:rFonts w:ascii="Times New Roman" w:hAnsi="Times New Roman" w:cs="Times New Roman"/>
+        </w:rPr>
+        <w:t xml:space="preserve">: </w:t>
+      </w:r>
+      <w:r>
+        <w:rPr>
+          <w:rFonts w:ascii="Times New Roman" w:hAnsi="Times New Roman" w:cs="Times New Roman"/>
+        </w:rPr>
+        <w:t>意为</w:t>
+      </w:r>
+      <w:r>
+        <w:rPr>
+          <w:rFonts w:ascii="Times New Roman" w:hAnsi="Times New Roman" w:cs="Times New Roman"/>
+        </w:rPr>
+        <w:t>“</w:t>
+      </w:r>
+      <w:r>
+        <w:rPr>
+          <w:rFonts w:ascii="Times New Roman" w:hAnsi="Times New Roman" w:cs="Times New Roman"/>
+        </w:rPr>
+        <w:t>科技进步</w:t>
+      </w:r>
+      <w:r>
+        <w:rPr>
+          <w:rFonts w:ascii="Times New Roman" w:hAnsi="Times New Roman" w:cs="Times New Roman"/>
+        </w:rPr>
+        <w:t>”</w:t>
+      </w:r>
+      <w:r>
+        <w:rPr>
+          <w:rFonts w:ascii="Times New Roman" w:hAnsi="Times New Roman" w:cs="Times New Roman"/>
+        </w:rPr>
+        <w:t>。</w:t>
+      </w:r>
+    </w:p>
+    <w:p>
+      <w:pPr>
+        <w:numPr>
+          <w:ilvl w:val="1"/>
+          <w:numId w:val="13"/>
+        </w:numPr>
+        <w:spacing w:beforeLines="50" w:before="156" w:afterLines="50" w:after="156"/>
+        <w:rPr>
+          <w:rFonts w:ascii="Times New Roman" w:hAnsi="Times New Roman" w:cs="Times New Roman"/>
+        </w:rPr>
+      </w:pPr>
+      <w:r>
+        <w:rPr>
+          <w:rFonts w:ascii="Times New Roman" w:hAnsi="Times New Roman" w:cs="Times New Roman"/>
+          <w:b/>
+          <w:bCs/>
+        </w:rPr>
+        <w:t>为什么好用？</w:t>
+      </w:r>
+      <w:r>
+        <w:rPr>
+          <w:rFonts w:ascii="Times New Roman" w:hAnsi="Times New Roman" w:cs="Times New Roman"/>
+        </w:rPr>
+        <w:t xml:space="preserve"> </w:t>
+      </w:r>
+      <w:r>
+        <w:rPr>
+          <w:rFonts w:ascii="Times New Roman" w:hAnsi="Times New Roman" w:cs="Times New Roman"/>
+        </w:rPr>
+        <w:t>比</w:t>
+      </w:r>
+      <w:r>
+        <w:rPr>
+          <w:rFonts w:ascii="Times New Roman" w:hAnsi="Times New Roman" w:cs="Times New Roman"/>
+        </w:rPr>
+        <w:t xml:space="preserve"> development of technology </w:t>
+      </w:r>
+      <w:r>
+        <w:rPr>
+          <w:rFonts w:ascii="Times New Roman" w:hAnsi="Times New Roman" w:cs="Times New Roman"/>
+        </w:rPr>
+        <w:t>更简洁、更书</w:t>
+      </w:r>
+      <w:r>
+        <w:rPr>
+          <w:rFonts w:ascii="Times New Roman" w:hAnsi="Times New Roman" w:cs="Times New Roman"/>
+        </w:rPr>
+        <w:t>面化。</w:t>
+      </w:r>
+    </w:p>
+    <w:p>
+      <w:pPr>
+        <w:numPr>
+          <w:ilvl w:val="0"/>
+          <w:numId w:val="13"/>
+        </w:numPr>
+        <w:spacing w:beforeLines="50" w:before="156" w:afterLines="50" w:after="156"/>
+        <w:rPr>
+          <w:rFonts w:ascii="Times New Roman" w:hAnsi="Times New Roman" w:cs="Times New Roman"/>
+        </w:rPr>
+      </w:pPr>
+      <w:r>
+        <w:rPr>
+          <w:rFonts w:ascii="Times New Roman" w:hAnsi="Times New Roman" w:cs="Times New Roman"/>
+          <w:b/>
+          <w:bCs/>
+        </w:rPr>
+        <w:t>geographical barriers</w:t>
+      </w:r>
+      <w:r>
+        <w:rPr>
+          <w:rFonts w:ascii="Times New Roman" w:hAnsi="Times New Roman" w:cs="Times New Roman"/>
+        </w:rPr>
+        <w:t xml:space="preserve">: </w:t>
+      </w:r>
+      <w:r>
+        <w:rPr>
+          <w:rFonts w:ascii="Times New Roman" w:hAnsi="Times New Roman" w:cs="Times New Roman"/>
+        </w:rPr>
+        <w:t>意为</w:t>
+      </w:r>
+      <w:r>
+        <w:rPr>
+          <w:rFonts w:ascii="Times New Roman" w:hAnsi="Times New Roman" w:cs="Times New Roman"/>
+        </w:rPr>
+        <w:t>“</w:t>
+      </w:r>
+      <w:r>
+        <w:rPr>
+          <w:rFonts w:ascii="Times New Roman" w:hAnsi="Times New Roman" w:cs="Times New Roman"/>
+        </w:rPr>
+        <w:t>地理障碍</w:t>
+      </w:r>
+      <w:r>
+        <w:rPr>
+          <w:rFonts w:ascii="Times New Roman" w:hAnsi="Times New Roman" w:cs="Times New Roman"/>
+        </w:rPr>
+        <w:t>”</w:t>
+      </w:r>
+      <w:r>
+        <w:rPr>
+          <w:rFonts w:ascii="Times New Roman" w:hAnsi="Times New Roman" w:cs="Times New Roman"/>
+        </w:rPr>
+        <w:t>。</w:t>
+      </w:r>
+    </w:p>
+    <w:p>
+      <w:pPr>
+        <w:numPr>
+          <w:ilvl w:val="1"/>
+          <w:numId w:val="13"/>
+        </w:numPr>
+        <w:spacing w:beforeLines="50" w:before="156" w:afterLines="50" w:after="156"/>
+        <w:rPr>
+          <w:rFonts w:ascii="Times New Roman" w:hAnsi="Times New Roman" w:cs="Times New Roman"/>
+        </w:rPr>
+      </w:pPr>
+      <w:r>
+        <w:rPr>
+          <w:rFonts w:ascii="Times New Roman" w:hAnsi="Times New Roman" w:cs="Times New Roman"/>
+          <w:b/>
+          <w:bCs/>
+        </w:rPr>
+        <w:t>为什么好用？</w:t>
+      </w:r>
+      <w:r>
+        <w:rPr>
+          <w:rFonts w:ascii="Times New Roman" w:hAnsi="Times New Roman" w:cs="Times New Roman"/>
+        </w:rPr>
+        <w:t xml:space="preserve"> barrier </w:t>
+      </w:r>
+      <w:r>
+        <w:rPr>
+          <w:rFonts w:ascii="Times New Roman" w:hAnsi="Times New Roman" w:cs="Times New Roman"/>
+        </w:rPr>
+        <w:t>是一个</w:t>
+      </w:r>
+      <w:proofErr w:type="gramStart"/>
+      <w:r>
+        <w:rPr>
+          <w:rFonts w:ascii="Times New Roman" w:hAnsi="Times New Roman" w:cs="Times New Roman"/>
+        </w:rPr>
+        <w:t>很</w:t>
+      </w:r>
+      <w:proofErr w:type="gramEnd"/>
+      <w:r>
+        <w:rPr>
+          <w:rFonts w:ascii="Times New Roman" w:hAnsi="Times New Roman" w:cs="Times New Roman"/>
+        </w:rPr>
+        <w:t>形象的词，这个词组生动地表达了</w:t>
+      </w:r>
+      <w:r>
+        <w:rPr>
+          <w:rFonts w:ascii="Times New Roman" w:hAnsi="Times New Roman" w:cs="Times New Roman"/>
+        </w:rPr>
+        <w:t>“</w:t>
+      </w:r>
+      <w:r>
+        <w:rPr>
+          <w:rFonts w:ascii="Times New Roman" w:hAnsi="Times New Roman" w:cs="Times New Roman"/>
+        </w:rPr>
+        <w:t>地域限制</w:t>
+      </w:r>
+      <w:r>
+        <w:rPr>
+          <w:rFonts w:ascii="Times New Roman" w:hAnsi="Times New Roman" w:cs="Times New Roman"/>
+        </w:rPr>
+        <w:t>”</w:t>
+      </w:r>
+      <w:r>
+        <w:rPr>
+          <w:rFonts w:ascii="Times New Roman" w:hAnsi="Times New Roman" w:cs="Times New Roman"/>
+        </w:rPr>
+        <w:t>被打破。</w:t>
+      </w:r>
+    </w:p>
+    <w:p>
+      <w:pPr>
+        <w:numPr>
+          <w:ilvl w:val="0"/>
+          <w:numId w:val="13"/>
+        </w:numPr>
+        <w:spacing w:beforeLines="50" w:before="156" w:afterLines="50" w:after="156"/>
+        <w:rPr>
+          <w:rFonts w:ascii="Times New Roman" w:hAnsi="Times New Roman" w:cs="Times New Roman"/>
+        </w:rPr>
+      </w:pPr>
+      <w:r>
+        <w:rPr>
+          <w:rFonts w:ascii="Times New Roman" w:hAnsi="Times New Roman" w:cs="Times New Roman"/>
+          <w:b/>
+          <w:bCs/>
+        </w:rPr>
+        <w:t>cultural exchange</w:t>
+      </w:r>
+      <w:r>
+        <w:rPr>
+          <w:rFonts w:ascii="Times New Roman" w:hAnsi="Times New Roman" w:cs="Times New Roman"/>
+        </w:rPr>
+        <w:t xml:space="preserve">: </w:t>
+      </w:r>
+      <w:r>
+        <w:rPr>
+          <w:rFonts w:ascii="Times New Roman" w:hAnsi="Times New Roman" w:cs="Times New Roman"/>
+        </w:rPr>
+        <w:t>意为</w:t>
+      </w:r>
+      <w:r>
+        <w:rPr>
+          <w:rFonts w:ascii="Times New Roman" w:hAnsi="Times New Roman" w:cs="Times New Roman"/>
+        </w:rPr>
+        <w:t>“</w:t>
+      </w:r>
+      <w:r>
+        <w:rPr>
+          <w:rFonts w:ascii="Times New Roman" w:hAnsi="Times New Roman" w:cs="Times New Roman"/>
+        </w:rPr>
+        <w:t>文化交流</w:t>
+      </w:r>
+      <w:r>
+        <w:rPr>
+          <w:rFonts w:ascii="Times New Roman" w:hAnsi="Times New Roman" w:cs="Times New Roman"/>
+        </w:rPr>
+        <w:t>”</w:t>
+      </w:r>
+      <w:r>
+        <w:rPr>
+          <w:rFonts w:ascii="Times New Roman" w:hAnsi="Times New Roman" w:cs="Times New Roman"/>
+        </w:rPr>
+        <w:t>。</w:t>
+      </w:r>
+    </w:p>
+    <w:p>
+      <w:pPr>
+        <w:numPr>
+          <w:ilvl w:val="1"/>
+          <w:numId w:val="13"/>
+        </w:numPr>
+        <w:spacing w:beforeLines="50" w:before="156" w:afterLines="50" w:after="156"/>
+        <w:rPr>
+          <w:rFonts w:ascii="Times New Roman" w:hAnsi="Times New Roman" w:cs="Times New Roman"/>
+        </w:rPr>
+      </w:pPr>
+      <w:r>
+        <w:rPr>
+          <w:rFonts w:ascii="Times New Roman" w:hAnsi="Times New Roman" w:cs="Times New Roman"/>
+          <w:b/>
+          <w:bCs/>
+        </w:rPr>
+        <w:t>为什么好用？</w:t>
+      </w:r>
+      <w:r>
+        <w:rPr>
+          <w:rFonts w:ascii="Times New Roman" w:hAnsi="Times New Roman" w:cs="Times New Roman"/>
+        </w:rPr>
+        <w:t xml:space="preserve"> </w:t>
+      </w:r>
+      <w:r>
+        <w:rPr>
+          <w:rFonts w:ascii="Times New Roman" w:hAnsi="Times New Roman" w:cs="Times New Roman"/>
+        </w:rPr>
+        <w:t>固定搭配，在文化类话题中必不可少。</w:t>
+      </w:r>
+    </w:p>
+    <w:p>
+      <w:pPr>
+        <w:numPr>
+          <w:ilvl w:val="0"/>
+          <w:numId w:val="13"/>
+        </w:numPr>
+        <w:spacing w:beforeLines="50" w:before="156" w:afterLines="50" w:after="156"/>
+        <w:rPr>
+          <w:rFonts w:ascii="Times New Roman" w:hAnsi="Times New Roman" w:cs="Times New Roman"/>
+        </w:rPr>
+      </w:pPr>
+      <w:r>
+        <w:rPr>
+          <w:rFonts w:ascii="Times New Roman" w:hAnsi="Times New Roman" w:cs="Times New Roman"/>
+          <w:b/>
+          <w:bCs/>
+        </w:rPr>
+        <w:t>mutual respect and curiosity</w:t>
+      </w:r>
+      <w:r>
+        <w:rPr>
+          <w:rFonts w:ascii="Times New Roman" w:hAnsi="Times New Roman" w:cs="Times New Roman"/>
+        </w:rPr>
+        <w:t xml:space="preserve">: </w:t>
+      </w:r>
+      <w:r>
+        <w:rPr>
+          <w:rFonts w:ascii="Times New Roman" w:hAnsi="Times New Roman" w:cs="Times New Roman"/>
+        </w:rPr>
+        <w:t>意为</w:t>
+      </w:r>
+      <w:r>
+        <w:rPr>
+          <w:rFonts w:ascii="Times New Roman" w:hAnsi="Times New Roman" w:cs="Times New Roman"/>
+        </w:rPr>
+        <w:t>“</w:t>
+      </w:r>
+      <w:r>
+        <w:rPr>
+          <w:rFonts w:ascii="Times New Roman" w:hAnsi="Times New Roman" w:cs="Times New Roman"/>
+        </w:rPr>
+        <w:t>相互的尊重和好奇心</w:t>
+      </w:r>
+      <w:r>
+        <w:rPr>
+          <w:rFonts w:ascii="Times New Roman" w:hAnsi="Times New Roman" w:cs="Times New Roman"/>
+        </w:rPr>
+        <w:t>”</w:t>
+      </w:r>
+      <w:r>
+        <w:rPr>
+          <w:rFonts w:ascii="Times New Roman" w:hAnsi="Times New Roman" w:cs="Times New Roman"/>
+        </w:rPr>
+        <w:t>。</w:t>
+      </w:r>
+    </w:p>
+    <w:p>
+      <w:pPr>
+        <w:numPr>
+          <w:ilvl w:val="1"/>
+          <w:numId w:val="13"/>
+        </w:numPr>
+        <w:spacing w:beforeLines="50" w:before="156" w:afterLines="50" w:after="156"/>
+        <w:rPr>
+          <w:rFonts w:ascii="Times New Roman" w:hAnsi="Times New Roman" w:cs="Times New Roman"/>
+        </w:rPr>
+      </w:pPr>
+      <w:r>
+        <w:rPr>
+          <w:rFonts w:ascii="Times New Roman" w:hAnsi="Times New Roman" w:cs="Times New Roman"/>
+          <w:b/>
+          <w:bCs/>
+        </w:rPr>
+        <w:t>为什么好用？</w:t>
+      </w:r>
+      <w:r>
+        <w:rPr>
+          <w:rFonts w:ascii="Times New Roman" w:hAnsi="Times New Roman" w:cs="Times New Roman"/>
+        </w:rPr>
+        <w:t xml:space="preserve"> </w:t>
+      </w:r>
+      <w:r>
+        <w:rPr>
+          <w:rFonts w:ascii="Times New Roman" w:hAnsi="Times New Roman" w:cs="Times New Roman"/>
+        </w:rPr>
+        <w:t>这两个词用得很具体，解释了文化交流的内涵，让论证更有深度。</w:t>
+      </w:r>
+    </w:p>
+    <w:p>
+      <w:pPr>
+        <w:numPr>
+          <w:ilvl w:val="0"/>
+          <w:numId w:val="13"/>
+        </w:numPr>
+        <w:spacing w:beforeLines="50" w:before="156" w:afterLines="50" w:after="156"/>
+        <w:rPr>
+          <w:rFonts w:ascii="Times New Roman" w:hAnsi="Times New Roman" w:cs="Times New Roman"/>
+        </w:rPr>
+      </w:pPr>
+      <w:r>
+        <w:rPr>
+          <w:rFonts w:ascii="Times New Roman" w:hAnsi="Times New Roman" w:cs="Times New Roman"/>
+          <w:b/>
+          <w:bCs/>
+        </w:rPr>
+        <w:t>economic cooperation</w:t>
+      </w:r>
+      <w:r>
+        <w:rPr>
+          <w:rFonts w:ascii="Times New Roman" w:hAnsi="Times New Roman" w:cs="Times New Roman"/>
+        </w:rPr>
+        <w:t xml:space="preserve">: </w:t>
+      </w:r>
+      <w:r>
+        <w:rPr>
+          <w:rFonts w:ascii="Times New Roman" w:hAnsi="Times New Roman" w:cs="Times New Roman"/>
+        </w:rPr>
+        <w:t>意为</w:t>
+      </w:r>
+      <w:r>
+        <w:rPr>
+          <w:rFonts w:ascii="Times New Roman" w:hAnsi="Times New Roman" w:cs="Times New Roman"/>
+        </w:rPr>
+        <w:t>“</w:t>
+      </w:r>
+      <w:r>
+        <w:rPr>
+          <w:rFonts w:ascii="Times New Roman" w:hAnsi="Times New Roman" w:cs="Times New Roman"/>
+        </w:rPr>
+        <w:t>经济合作</w:t>
+      </w:r>
+      <w:r>
+        <w:rPr>
+          <w:rFonts w:ascii="Times New Roman" w:hAnsi="Times New Roman" w:cs="Times New Roman"/>
+        </w:rPr>
+        <w:t>”</w:t>
+      </w:r>
+      <w:r>
+        <w:rPr>
+          <w:rFonts w:ascii="Times New Roman" w:hAnsi="Times New Roman" w:cs="Times New Roman"/>
+        </w:rPr>
+        <w:t>。</w:t>
+      </w:r>
+    </w:p>
+    <w:p>
+      <w:pPr>
+        <w:numPr>
+          <w:ilvl w:val="1"/>
+          <w:numId w:val="13"/>
+        </w:numPr>
+        <w:spacing w:beforeLines="50" w:before="156" w:afterLines="50" w:after="156"/>
+        <w:rPr>
+          <w:rFonts w:ascii="Times New Roman" w:hAnsi="Times New Roman" w:cs="Times New Roman"/>
+        </w:rPr>
+      </w:pPr>
+      <w:r>
+        <w:rPr>
+          <w:rFonts w:ascii="Times New Roman" w:hAnsi="Times New Roman" w:cs="Times New Roman"/>
+          <w:b/>
+          <w:bCs/>
+        </w:rPr>
+        <w:t>为什么好用？</w:t>
+      </w:r>
+      <w:r>
+        <w:rPr>
+          <w:rFonts w:ascii="Times New Roman" w:hAnsi="Times New Roman" w:cs="Times New Roman"/>
+        </w:rPr>
+        <w:t xml:space="preserve"> </w:t>
+      </w:r>
+      <w:r>
+        <w:rPr>
+          <w:rFonts w:ascii="Times New Roman" w:hAnsi="Times New Roman" w:cs="Times New Roman"/>
+        </w:rPr>
+        <w:t>在全球化话题中非常核心的词组。</w:t>
+      </w:r>
+    </w:p>
+    <w:p>
+      <w:pPr>
+        <w:spacing w:beforeLines="50" w:before="156" w:afterLines="50" w:after="156"/>
+        <w:rPr>
+          <w:rFonts w:ascii="Times New Roman" w:hAnsi="Times New Roman" w:cs="Times New Roman"/>
+          <w:b/>
+          <w:bCs/>
+        </w:rPr>
+      </w:pPr>
+      <w:r>
+        <w:rPr>
+          <w:rFonts w:ascii="Times New Roman" w:hAnsi="Times New Roman" w:cs="Times New Roman"/>
+          <w:b/>
+          <w:bCs/>
+        </w:rPr>
+        <w:t xml:space="preserve">4. </w:t>
+      </w:r>
+      <w:r>
+        <w:rPr>
+          <w:rFonts w:ascii="Times New Roman" w:hAnsi="Times New Roman" w:cs="Times New Roman"/>
+          <w:b/>
+          <w:bCs/>
+        </w:rPr>
+        <w:t>逻辑连接与观点表达</w:t>
+      </w:r>
+      <w:r>
+        <w:rPr>
+          <w:rFonts w:ascii="Times New Roman" w:hAnsi="Times New Roman" w:cs="Times New Roman"/>
+          <w:b/>
+          <w:bCs/>
+        </w:rPr>
+        <w:t xml:space="preserve"> (Linking &amp; Expressing Opinions)</w:t>
+      </w:r>
+    </w:p>
+    <w:p>
+      <w:pPr>
+        <w:numPr>
+          <w:ilvl w:val="0"/>
+          <w:numId w:val="14"/>
+        </w:numPr>
+        <w:spacing w:beforeLines="50" w:before="156" w:afterLines="50" w:after="156"/>
+        <w:rPr>
+          <w:rFonts w:ascii="Times New Roman" w:hAnsi="Times New Roman" w:cs="Times New Roman"/>
+        </w:rPr>
+      </w:pPr>
+      <w:r>
+        <w:rPr>
+          <w:rFonts w:ascii="Times New Roman" w:hAnsi="Times New Roman" w:cs="Times New Roman"/>
+          <w:b/>
+          <w:bCs/>
+        </w:rPr>
+        <w:t>primarily</w:t>
+      </w:r>
+      <w:r>
+        <w:rPr>
+          <w:rFonts w:ascii="Times New Roman" w:hAnsi="Times New Roman" w:cs="Times New Roman"/>
+        </w:rPr>
+        <w:t xml:space="preserve">: </w:t>
+      </w:r>
+      <w:r>
+        <w:rPr>
+          <w:rFonts w:ascii="Times New Roman" w:hAnsi="Times New Roman" w:cs="Times New Roman"/>
+        </w:rPr>
+        <w:t>意为</w:t>
+      </w:r>
+      <w:r>
+        <w:rPr>
+          <w:rFonts w:ascii="Times New Roman" w:hAnsi="Times New Roman" w:cs="Times New Roman"/>
+        </w:rPr>
+        <w:t>“</w:t>
+      </w:r>
+      <w:r>
+        <w:rPr>
+          <w:rFonts w:ascii="Times New Roman" w:hAnsi="Times New Roman" w:cs="Times New Roman"/>
+        </w:rPr>
+        <w:t>主要地，根本上</w:t>
+      </w:r>
+      <w:r>
+        <w:rPr>
+          <w:rFonts w:ascii="Times New Roman" w:hAnsi="Times New Roman" w:cs="Times New Roman"/>
+        </w:rPr>
+        <w:t>”</w:t>
+      </w:r>
+      <w:r>
+        <w:rPr>
+          <w:rFonts w:ascii="Times New Roman" w:hAnsi="Times New Roman" w:cs="Times New Roman"/>
+        </w:rPr>
+        <w:t>。</w:t>
+      </w:r>
+    </w:p>
+    <w:p>
+      <w:pPr>
+        <w:numPr>
+          <w:ilvl w:val="1"/>
+          <w:numId w:val="14"/>
+        </w:numPr>
+        <w:spacing w:beforeLines="50" w:before="156" w:afterLines="50" w:after="156"/>
+        <w:rPr>
+          <w:rFonts w:ascii="Times New Roman" w:hAnsi="Times New Roman" w:cs="Times New Roman"/>
+        </w:rPr>
+      </w:pPr>
+      <w:r>
+        <w:rPr>
+          <w:rFonts w:ascii="Times New Roman" w:hAnsi="Times New Roman" w:cs="Times New Roman"/>
+          <w:b/>
+          <w:bCs/>
+        </w:rPr>
+        <w:t>为什么好用？</w:t>
+      </w:r>
+      <w:r>
+        <w:rPr>
+          <w:rFonts w:ascii="Times New Roman" w:hAnsi="Times New Roman" w:cs="Times New Roman"/>
+        </w:rPr>
+        <w:t xml:space="preserve"> mainly </w:t>
+      </w:r>
+      <w:r>
+        <w:rPr>
+          <w:rFonts w:ascii="Times New Roman" w:hAnsi="Times New Roman" w:cs="Times New Roman"/>
+        </w:rPr>
+        <w:t>的高级替代词，用于强调最主要的因素。</w:t>
+      </w:r>
+    </w:p>
+    <w:p>
+      <w:pPr>
+        <w:numPr>
+          <w:ilvl w:val="0"/>
+          <w:numId w:val="14"/>
+        </w:numPr>
+        <w:spacing w:beforeLines="50" w:before="156" w:afterLines="50" w:after="156"/>
+        <w:rPr>
+          <w:rFonts w:ascii="Times New Roman" w:hAnsi="Times New Roman" w:cs="Times New Roman"/>
+        </w:rPr>
+      </w:pPr>
+      <w:r>
+        <w:rPr>
+          <w:rFonts w:ascii="Times New Roman" w:hAnsi="Times New Roman" w:cs="Times New Roman"/>
+          <w:b/>
+          <w:bCs/>
+        </w:rPr>
+        <w:t>I am convinced that...</w:t>
+      </w:r>
+      <w:r>
+        <w:rPr>
+          <w:rFonts w:ascii="Times New Roman" w:hAnsi="Times New Roman" w:cs="Times New Roman"/>
+        </w:rPr>
+        <w:t xml:space="preserve">: </w:t>
+      </w:r>
+      <w:proofErr w:type="gramStart"/>
+      <w:r>
+        <w:rPr>
+          <w:rFonts w:ascii="Times New Roman" w:hAnsi="Times New Roman" w:cs="Times New Roman"/>
+        </w:rPr>
+        <w:t>意为</w:t>
+      </w:r>
+      <w:r>
+        <w:rPr>
+          <w:rFonts w:ascii="Times New Roman" w:hAnsi="Times New Roman" w:cs="Times New Roman"/>
+        </w:rPr>
+        <w:t>“</w:t>
+      </w:r>
+      <w:proofErr w:type="gramEnd"/>
+      <w:r>
+        <w:rPr>
+          <w:rFonts w:ascii="Times New Roman" w:hAnsi="Times New Roman" w:cs="Times New Roman"/>
+        </w:rPr>
+        <w:t>我确信</w:t>
+      </w:r>
+      <w:r>
+        <w:rPr>
+          <w:rFonts w:ascii="Times New Roman" w:hAnsi="Times New Roman" w:cs="Times New Roman"/>
+        </w:rPr>
+        <w:t>...”</w:t>
+      </w:r>
+      <w:r>
+        <w:rPr>
+          <w:rFonts w:ascii="Times New Roman" w:hAnsi="Times New Roman" w:cs="Times New Roman"/>
+        </w:rPr>
+        <w:t>。</w:t>
+      </w:r>
+    </w:p>
+    <w:p>
+      <w:pPr>
+        <w:numPr>
+          <w:ilvl w:val="1"/>
+          <w:numId w:val="14"/>
+        </w:numPr>
+        <w:spacing w:beforeLines="50" w:before="156" w:afterLines="50" w:after="156"/>
+        <w:rPr>
+          <w:rFonts w:ascii="Times New Roman" w:hAnsi="Times New Roman" w:cs="Times New Roman"/>
+        </w:rPr>
+      </w:pPr>
+      <w:r>
+        <w:rPr>
+          <w:rFonts w:ascii="Times New Roman" w:hAnsi="Times New Roman" w:cs="Times New Roman"/>
+          <w:b/>
+          <w:bCs/>
+        </w:rPr>
+        <w:t>为什么好用？</w:t>
+      </w:r>
+      <w:r>
+        <w:rPr>
+          <w:rFonts w:ascii="Times New Roman" w:hAnsi="Times New Roman" w:cs="Times New Roman"/>
+        </w:rPr>
+        <w:t xml:space="preserve"> </w:t>
+      </w:r>
+      <w:r>
+        <w:rPr>
+          <w:rFonts w:ascii="Times New Roman" w:hAnsi="Times New Roman" w:cs="Times New Roman"/>
+        </w:rPr>
+        <w:t>比</w:t>
+      </w:r>
+      <w:r>
+        <w:rPr>
+          <w:rFonts w:ascii="Times New Roman" w:hAnsi="Times New Roman" w:cs="Times New Roman"/>
+        </w:rPr>
+        <w:t xml:space="preserve"> I think </w:t>
+      </w:r>
+      <w:r>
+        <w:rPr>
+          <w:rFonts w:ascii="Times New Roman" w:hAnsi="Times New Roman" w:cs="Times New Roman"/>
+        </w:rPr>
+        <w:t>或</w:t>
+      </w:r>
+      <w:r>
+        <w:rPr>
+          <w:rFonts w:ascii="Times New Roman" w:hAnsi="Times New Roman" w:cs="Times New Roman"/>
+        </w:rPr>
+        <w:t xml:space="preserve"> I believe </w:t>
+      </w:r>
+      <w:r>
+        <w:rPr>
+          <w:rFonts w:ascii="Times New Roman" w:hAnsi="Times New Roman" w:cs="Times New Roman"/>
+        </w:rPr>
+        <w:t>的语气更强烈、更肯定，显示出你对自己的观点很有信心。</w:t>
+      </w:r>
+    </w:p>
+    <w:p>
+      <w:pPr>
+        <w:numPr>
+          <w:ilvl w:val="0"/>
+          <w:numId w:val="14"/>
+        </w:numPr>
+        <w:spacing w:beforeLines="50" w:before="156" w:afterLines="50" w:after="156"/>
+        <w:rPr>
+          <w:rFonts w:ascii="Times New Roman" w:hAnsi="Times New Roman" w:cs="Times New Roman"/>
+        </w:rPr>
+      </w:pPr>
+      <w:r>
+        <w:rPr>
+          <w:rFonts w:ascii="Times New Roman" w:hAnsi="Times New Roman" w:cs="Times New Roman"/>
+          <w:b/>
+          <w:bCs/>
+        </w:rPr>
+        <w:lastRenderedPageBreak/>
+        <w:t>reaffirm my view that...</w:t>
+      </w:r>
+      <w:r>
+        <w:rPr>
+          <w:rFonts w:ascii="Times New Roman" w:hAnsi="Times New Roman" w:cs="Times New Roman"/>
+        </w:rPr>
+        <w:t xml:space="preserve">: </w:t>
+      </w:r>
+      <w:proofErr w:type="gramStart"/>
+      <w:r>
+        <w:rPr>
+          <w:rFonts w:ascii="Times New Roman" w:hAnsi="Times New Roman" w:cs="Times New Roman"/>
+        </w:rPr>
+        <w:t>意为</w:t>
+      </w:r>
+      <w:r>
+        <w:rPr>
+          <w:rFonts w:ascii="Times New Roman" w:hAnsi="Times New Roman" w:cs="Times New Roman"/>
+        </w:rPr>
+        <w:t>“</w:t>
+      </w:r>
+      <w:proofErr w:type="gramEnd"/>
+      <w:r>
+        <w:rPr>
+          <w:rFonts w:ascii="Times New Roman" w:hAnsi="Times New Roman" w:cs="Times New Roman"/>
+        </w:rPr>
+        <w:t>我重申我的观点</w:t>
+      </w:r>
+      <w:r>
+        <w:rPr>
+          <w:rFonts w:ascii="Times New Roman" w:hAnsi="Times New Roman" w:cs="Times New Roman"/>
+        </w:rPr>
+        <w:t>...”</w:t>
+      </w:r>
+      <w:r>
+        <w:rPr>
+          <w:rFonts w:ascii="Times New Roman" w:hAnsi="Times New Roman" w:cs="Times New Roman"/>
+        </w:rPr>
+        <w:t>。</w:t>
+      </w:r>
+    </w:p>
+    <w:p>
+      <w:pPr>
+        <w:numPr>
+          <w:ilvl w:val="1"/>
+          <w:numId w:val="14"/>
+        </w:numPr>
+        <w:spacing w:beforeLines="50" w:before="156" w:afterLines="50" w:after="156"/>
+        <w:rPr>
+          <w:rFonts w:ascii="Times New Roman" w:hAnsi="Times New Roman" w:cs="Times New Roman"/>
+        </w:rPr>
+      </w:pPr>
+      <w:r>
+        <w:rPr>
+          <w:rFonts w:ascii="Times New Roman" w:hAnsi="Times New Roman" w:cs="Times New Roman"/>
+          <w:b/>
+          <w:bCs/>
+        </w:rPr>
+        <w:t>为什么好用？</w:t>
+      </w:r>
+      <w:r>
+        <w:rPr>
+          <w:rFonts w:ascii="Times New Roman" w:hAnsi="Times New Roman" w:cs="Times New Roman"/>
+        </w:rPr>
+        <w:t xml:space="preserve"> </w:t>
+      </w:r>
+      <w:r>
+        <w:rPr>
+          <w:rFonts w:ascii="Times New Roman" w:hAnsi="Times New Roman" w:cs="Times New Roman"/>
+        </w:rPr>
+        <w:t>用在结论段的开头非常有力，完美地引出对全文观点的总结。</w:t>
+      </w:r>
+    </w:p>
+    <w:p>
+      <w:pPr>
+        <w:spacing w:beforeLines="50" w:before="156" w:afterLines="50" w:after="156"/>
+        <w:rPr>
+          <w:rFonts w:ascii="Times New Roman" w:hAnsi="Times New Roman" w:cs="Times New Roman" w:hint="eastAsia"/>
+        </w:rPr>
+      </w:pPr>
+    </w:p>
     <w:sectPr>
-      <w:headerReference w:type="default" r:id="rId12"/>
-      <w:footerReference w:type="default" r:id="rId13"/>
+      <w:headerReference w:type="default" r:id="rId13"/>
+      <w:footerReference w:type="default" r:id="rId14"/>
       <w:pgSz w:w="16838" w:h="11906" w:orient="landscape"/>
       <w:pgMar w:top="1440" w:right="1080" w:bottom="1440" w:left="1080" w:header="851" w:footer="992" w:gutter="0"/>
       <w:cols w:num="2" w:space="425"/>
@@ -7453,6 +10083,304 @@
     </w:lvl>
   </w:abstractNum>
   <w:abstractNum w:abstractNumId="1" w15:restartNumberingAfterBreak="0">
+    <w:nsid w:val="152D0B6F"/>
+    <w:multiLevelType w:val="multilevel"/>
+    <w:tmpl w:val="9876834C"/>
+    <w:lvl w:ilvl="0">
+      <w:start w:val="1"/>
+      <w:numFmt w:val="bullet"/>
+      <w:lvlText w:val=""/>
+      <w:lvlJc w:val="left"/>
+      <w:pPr>
+        <w:tabs>
+          <w:tab w:val="num" w:pos="720"/>
+        </w:tabs>
+        <w:ind w:left="720" w:hanging="360"/>
+      </w:pPr>
+      <w:rPr>
+        <w:rFonts w:ascii="Symbol" w:hAnsi="Symbol" w:hint="default"/>
+        <w:sz w:val="20"/>
+      </w:rPr>
+    </w:lvl>
+    <w:lvl w:ilvl="1">
+      <w:start w:val="1"/>
+      <w:numFmt w:val="bullet"/>
+      <w:lvlText w:val="o"/>
+      <w:lvlJc w:val="left"/>
+      <w:pPr>
+        <w:tabs>
+          <w:tab w:val="num" w:pos="1440"/>
+        </w:tabs>
+        <w:ind w:left="1440" w:hanging="360"/>
+      </w:pPr>
+      <w:rPr>
+        <w:rFonts w:ascii="Courier New" w:hAnsi="Courier New" w:hint="default"/>
+        <w:sz w:val="20"/>
+      </w:rPr>
+    </w:lvl>
+    <w:lvl w:ilvl="2" w:tentative="1">
+      <w:start w:val="1"/>
+      <w:numFmt w:val="bullet"/>
+      <w:lvlText w:val=""/>
+      <w:lvlJc w:val="left"/>
+      <w:pPr>
+        <w:tabs>
+          <w:tab w:val="num" w:pos="2160"/>
+        </w:tabs>
+        <w:ind w:left="2160" w:hanging="360"/>
+      </w:pPr>
+      <w:rPr>
+        <w:rFonts w:ascii="Wingdings" w:hAnsi="Wingdings" w:hint="default"/>
+        <w:sz w:val="20"/>
+      </w:rPr>
+    </w:lvl>
+    <w:lvl w:ilvl="3" w:tentative="1">
+      <w:start w:val="1"/>
+      <w:numFmt w:val="bullet"/>
+      <w:lvlText w:val=""/>
+      <w:lvlJc w:val="left"/>
+      <w:pPr>
+        <w:tabs>
+          <w:tab w:val="num" w:pos="2880"/>
+        </w:tabs>
+        <w:ind w:left="2880" w:hanging="360"/>
+      </w:pPr>
+      <w:rPr>
+        <w:rFonts w:ascii="Wingdings" w:hAnsi="Wingdings" w:hint="default"/>
+        <w:sz w:val="20"/>
+      </w:rPr>
+    </w:lvl>
+    <w:lvl w:ilvl="4" w:tentative="1">
+      <w:start w:val="1"/>
+      <w:numFmt w:val="bullet"/>
+      <w:lvlText w:val=""/>
+      <w:lvlJc w:val="left"/>
+      <w:pPr>
+        <w:tabs>
+          <w:tab w:val="num" w:pos="3600"/>
+        </w:tabs>
+        <w:ind w:left="3600" w:hanging="360"/>
+      </w:pPr>
+      <w:rPr>
+        <w:rFonts w:ascii="Wingdings" w:hAnsi="Wingdings" w:hint="default"/>
+        <w:sz w:val="20"/>
+      </w:rPr>
+    </w:lvl>
+    <w:lvl w:ilvl="5" w:tentative="1">
+      <w:start w:val="1"/>
+      <w:numFmt w:val="bullet"/>
+      <w:lvlText w:val=""/>
+      <w:lvlJc w:val="left"/>
+      <w:pPr>
+        <w:tabs>
+          <w:tab w:val="num" w:pos="4320"/>
+        </w:tabs>
+        <w:ind w:left="4320" w:hanging="360"/>
+      </w:pPr>
+      <w:rPr>
+        <w:rFonts w:ascii="Wingdings" w:hAnsi="Wingdings" w:hint="default"/>
+        <w:sz w:val="20"/>
+      </w:rPr>
+    </w:lvl>
+    <w:lvl w:ilvl="6" w:tentative="1">
+      <w:start w:val="1"/>
+      <w:numFmt w:val="bullet"/>
+      <w:lvlText w:val=""/>
+      <w:lvlJc w:val="left"/>
+      <w:pPr>
+        <w:tabs>
+          <w:tab w:val="num" w:pos="5040"/>
+        </w:tabs>
+        <w:ind w:left="5040" w:hanging="360"/>
+      </w:pPr>
+      <w:rPr>
+        <w:rFonts w:ascii="Wingdings" w:hAnsi="Wingdings" w:hint="default"/>
+        <w:sz w:val="20"/>
+      </w:rPr>
+    </w:lvl>
+    <w:lvl w:ilvl="7" w:tentative="1">
+      <w:start w:val="1"/>
+      <w:numFmt w:val="bullet"/>
+      <w:lvlText w:val=""/>
+      <w:lvlJc w:val="left"/>
+      <w:pPr>
+        <w:tabs>
+          <w:tab w:val="num" w:pos="5760"/>
+        </w:tabs>
+        <w:ind w:left="5760" w:hanging="360"/>
+      </w:pPr>
+      <w:rPr>
+        <w:rFonts w:ascii="Wingdings" w:hAnsi="Wingdings" w:hint="default"/>
+        <w:sz w:val="20"/>
+      </w:rPr>
+    </w:lvl>
+    <w:lvl w:ilvl="8" w:tentative="1">
+      <w:start w:val="1"/>
+      <w:numFmt w:val="bullet"/>
+      <w:lvlText w:val=""/>
+      <w:lvlJc w:val="left"/>
+      <w:pPr>
+        <w:tabs>
+          <w:tab w:val="num" w:pos="6480"/>
+        </w:tabs>
+        <w:ind w:left="6480" w:hanging="360"/>
+      </w:pPr>
+      <w:rPr>
+        <w:rFonts w:ascii="Wingdings" w:hAnsi="Wingdings" w:hint="default"/>
+        <w:sz w:val="20"/>
+      </w:rPr>
+    </w:lvl>
+  </w:abstractNum>
+  <w:abstractNum w:abstractNumId="2" w15:restartNumberingAfterBreak="0">
+    <w:nsid w:val="288E0E84"/>
+    <w:multiLevelType w:val="multilevel"/>
+    <w:tmpl w:val="38208180"/>
+    <w:lvl w:ilvl="0">
+      <w:start w:val="1"/>
+      <w:numFmt w:val="bullet"/>
+      <w:lvlText w:val=""/>
+      <w:lvlJc w:val="left"/>
+      <w:pPr>
+        <w:tabs>
+          <w:tab w:val="num" w:pos="720"/>
+        </w:tabs>
+        <w:ind w:left="720" w:hanging="360"/>
+      </w:pPr>
+      <w:rPr>
+        <w:rFonts w:ascii="Symbol" w:hAnsi="Symbol" w:hint="default"/>
+        <w:sz w:val="20"/>
+      </w:rPr>
+    </w:lvl>
+    <w:lvl w:ilvl="1">
+      <w:start w:val="1"/>
+      <w:numFmt w:val="bullet"/>
+      <w:lvlText w:val="o"/>
+      <w:lvlJc w:val="left"/>
+      <w:pPr>
+        <w:tabs>
+          <w:tab w:val="num" w:pos="1440"/>
+        </w:tabs>
+        <w:ind w:left="1440" w:hanging="360"/>
+      </w:pPr>
+      <w:rPr>
+        <w:rFonts w:ascii="Courier New" w:hAnsi="Courier New" w:hint="default"/>
+        <w:sz w:val="20"/>
+      </w:rPr>
+    </w:lvl>
+    <w:lvl w:ilvl="2" w:tentative="1">
+      <w:start w:val="1"/>
+      <w:numFmt w:val="bullet"/>
+      <w:lvlText w:val=""/>
+      <w:lvlJc w:val="left"/>
+      <w:pPr>
+        <w:tabs>
+          <w:tab w:val="num" w:pos="2160"/>
+        </w:tabs>
+        <w:ind w:left="2160" w:hanging="360"/>
+      </w:pPr>
+      <w:rPr>
+        <w:rFonts w:ascii="Wingdings" w:hAnsi="Wingdings" w:hint="default"/>
+        <w:sz w:val="20"/>
+      </w:rPr>
+    </w:lvl>
+    <w:lvl w:ilvl="3" w:tentative="1">
+      <w:start w:val="1"/>
+      <w:numFmt w:val="bullet"/>
+      <w:lvlText w:val=""/>
+      <w:lvlJc w:val="left"/>
+      <w:pPr>
+        <w:tabs>
+          <w:tab w:val="num" w:pos="2880"/>
+        </w:tabs>
+        <w:ind w:left="2880" w:hanging="360"/>
+      </w:pPr>
+      <w:rPr>
+        <w:rFonts w:ascii="Wingdings" w:hAnsi="Wingdings" w:hint="default"/>
+        <w:sz w:val="20"/>
+      </w:rPr>
+    </w:lvl>
+    <w:lvl w:ilvl="4" w:tentative="1">
+      <w:start w:val="1"/>
+      <w:numFmt w:val="bullet"/>
+      <w:lvlText w:val=""/>
+      <w:lvlJc w:val="left"/>
+      <w:pPr>
+        <w:tabs>
+          <w:tab w:val="num" w:pos="3600"/>
+        </w:tabs>
+        <w:ind w:left="3600" w:hanging="360"/>
+      </w:pPr>
+      <w:rPr>
+        <w:rFonts w:ascii="Wingdings" w:hAnsi="Wingdings" w:hint="default"/>
+        <w:sz w:val="20"/>
+      </w:rPr>
+    </w:lvl>
+    <w:lvl w:ilvl="5" w:tentative="1">
+      <w:start w:val="1"/>
+      <w:numFmt w:val="bullet"/>
+      <w:lvlText w:val=""/>
+      <w:lvlJc w:val="left"/>
+      <w:pPr>
+        <w:tabs>
+          <w:tab w:val="num" w:pos="4320"/>
+        </w:tabs>
+        <w:ind w:left="4320" w:hanging="360"/>
+      </w:pPr>
+      <w:rPr>
+        <w:rFonts w:ascii="Wingdings" w:hAnsi="Wingdings" w:hint="default"/>
+        <w:sz w:val="20"/>
+      </w:rPr>
+    </w:lvl>
+    <w:lvl w:ilvl="6" w:tentative="1">
+      <w:start w:val="1"/>
+      <w:numFmt w:val="bullet"/>
+      <w:lvlText w:val=""/>
+      <w:lvlJc w:val="left"/>
+      <w:pPr>
+        <w:tabs>
+          <w:tab w:val="num" w:pos="5040"/>
+        </w:tabs>
+        <w:ind w:left="5040" w:hanging="360"/>
+      </w:pPr>
+      <w:rPr>
+        <w:rFonts w:ascii="Wingdings" w:hAnsi="Wingdings" w:hint="default"/>
+        <w:sz w:val="20"/>
+      </w:rPr>
+    </w:lvl>
+    <w:lvl w:ilvl="7" w:tentative="1">
+      <w:start w:val="1"/>
+      <w:numFmt w:val="bullet"/>
+      <w:lvlText w:val=""/>
+      <w:lvlJc w:val="left"/>
+      <w:pPr>
+        <w:tabs>
+          <w:tab w:val="num" w:pos="5760"/>
+        </w:tabs>
+        <w:ind w:left="5760" w:hanging="360"/>
+      </w:pPr>
+      <w:rPr>
+        <w:rFonts w:ascii="Wingdings" w:hAnsi="Wingdings" w:hint="default"/>
+        <w:sz w:val="20"/>
+      </w:rPr>
+    </w:lvl>
+    <w:lvl w:ilvl="8" w:tentative="1">
+      <w:start w:val="1"/>
+      <w:numFmt w:val="bullet"/>
+      <w:lvlText w:val=""/>
+      <w:lvlJc w:val="left"/>
+      <w:pPr>
+        <w:tabs>
+          <w:tab w:val="num" w:pos="6480"/>
+        </w:tabs>
+        <w:ind w:left="6480" w:hanging="360"/>
+      </w:pPr>
+      <w:rPr>
+        <w:rFonts w:ascii="Wingdings" w:hAnsi="Wingdings" w:hint="default"/>
+        <w:sz w:val="20"/>
+      </w:rPr>
+    </w:lvl>
+  </w:abstractNum>
+  <w:abstractNum w:abstractNumId="3" w15:restartNumberingAfterBreak="0">
     <w:nsid w:val="292D5A4F"/>
     <w:multiLevelType w:val="multilevel"/>
     <w:tmpl w:val="A330F022"/>
@@ -7601,7 +10529,7 @@
       </w:rPr>
     </w:lvl>
   </w:abstractNum>
-  <w:abstractNum w:abstractNumId="2" w15:restartNumberingAfterBreak="0">
+  <w:abstractNum w:abstractNumId="4" w15:restartNumberingAfterBreak="0">
     <w:nsid w:val="32A63656"/>
     <w:multiLevelType w:val="multilevel"/>
     <w:tmpl w:val="63A08694"/>
@@ -7750,7 +10678,7 @@
       </w:rPr>
     </w:lvl>
   </w:abstractNum>
-  <w:abstractNum w:abstractNumId="3" w15:restartNumberingAfterBreak="0">
+  <w:abstractNum w:abstractNumId="5" w15:restartNumberingAfterBreak="0">
     <w:nsid w:val="37A038FF"/>
     <w:multiLevelType w:val="multilevel"/>
     <w:tmpl w:val="A7EA69C8"/>
@@ -7867,7 +10795,156 @@
       </w:pPr>
     </w:lvl>
   </w:abstractNum>
-  <w:abstractNum w:abstractNumId="4" w15:restartNumberingAfterBreak="0">
+  <w:abstractNum w:abstractNumId="6" w15:restartNumberingAfterBreak="0">
+    <w:nsid w:val="39CF7D58"/>
+    <w:multiLevelType w:val="multilevel"/>
+    <w:tmpl w:val="E572D6B6"/>
+    <w:lvl w:ilvl="0">
+      <w:start w:val="1"/>
+      <w:numFmt w:val="bullet"/>
+      <w:lvlText w:val=""/>
+      <w:lvlJc w:val="left"/>
+      <w:pPr>
+        <w:tabs>
+          <w:tab w:val="num" w:pos="720"/>
+        </w:tabs>
+        <w:ind w:left="720" w:hanging="360"/>
+      </w:pPr>
+      <w:rPr>
+        <w:rFonts w:ascii="Symbol" w:hAnsi="Symbol" w:hint="default"/>
+        <w:sz w:val="20"/>
+      </w:rPr>
+    </w:lvl>
+    <w:lvl w:ilvl="1">
+      <w:start w:val="1"/>
+      <w:numFmt w:val="bullet"/>
+      <w:lvlText w:val="o"/>
+      <w:lvlJc w:val="left"/>
+      <w:pPr>
+        <w:tabs>
+          <w:tab w:val="num" w:pos="1440"/>
+        </w:tabs>
+        <w:ind w:left="1440" w:hanging="360"/>
+      </w:pPr>
+      <w:rPr>
+        <w:rFonts w:ascii="Courier New" w:hAnsi="Courier New" w:hint="default"/>
+        <w:sz w:val="20"/>
+      </w:rPr>
+    </w:lvl>
+    <w:lvl w:ilvl="2" w:tentative="1">
+      <w:start w:val="1"/>
+      <w:numFmt w:val="bullet"/>
+      <w:lvlText w:val=""/>
+      <w:lvlJc w:val="left"/>
+      <w:pPr>
+        <w:tabs>
+          <w:tab w:val="num" w:pos="2160"/>
+        </w:tabs>
+        <w:ind w:left="2160" w:hanging="360"/>
+      </w:pPr>
+      <w:rPr>
+        <w:rFonts w:ascii="Wingdings" w:hAnsi="Wingdings" w:hint="default"/>
+        <w:sz w:val="20"/>
+      </w:rPr>
+    </w:lvl>
+    <w:lvl w:ilvl="3" w:tentative="1">
+      <w:start w:val="1"/>
+      <w:numFmt w:val="bullet"/>
+      <w:lvlText w:val=""/>
+      <w:lvlJc w:val="left"/>
+      <w:pPr>
+        <w:tabs>
+          <w:tab w:val="num" w:pos="2880"/>
+        </w:tabs>
+        <w:ind w:left="2880" w:hanging="360"/>
+      </w:pPr>
+      <w:rPr>
+        <w:rFonts w:ascii="Wingdings" w:hAnsi="Wingdings" w:hint="default"/>
+        <w:sz w:val="20"/>
+      </w:rPr>
+    </w:lvl>
+    <w:lvl w:ilvl="4" w:tentative="1">
+      <w:start w:val="1"/>
+      <w:numFmt w:val="bullet"/>
+      <w:lvlText w:val=""/>
+      <w:lvlJc w:val="left"/>
+      <w:pPr>
+        <w:tabs>
+          <w:tab w:val="num" w:pos="3600"/>
+        </w:tabs>
+        <w:ind w:left="3600" w:hanging="360"/>
+      </w:pPr>
+      <w:rPr>
+        <w:rFonts w:ascii="Wingdings" w:hAnsi="Wingdings" w:hint="default"/>
+        <w:sz w:val="20"/>
+      </w:rPr>
+    </w:lvl>
+    <w:lvl w:ilvl="5" w:tentative="1">
+      <w:start w:val="1"/>
+      <w:numFmt w:val="bullet"/>
+      <w:lvlText w:val=""/>
+      <w:lvlJc w:val="left"/>
+      <w:pPr>
+        <w:tabs>
+          <w:tab w:val="num" w:pos="4320"/>
+        </w:tabs>
+        <w:ind w:left="4320" w:hanging="360"/>
+      </w:pPr>
+      <w:rPr>
+        <w:rFonts w:ascii="Wingdings" w:hAnsi="Wingdings" w:hint="default"/>
+        <w:sz w:val="20"/>
+      </w:rPr>
+    </w:lvl>
+    <w:lvl w:ilvl="6" w:tentative="1">
+      <w:start w:val="1"/>
+      <w:numFmt w:val="bullet"/>
+      <w:lvlText w:val=""/>
+      <w:lvlJc w:val="left"/>
+      <w:pPr>
+        <w:tabs>
+          <w:tab w:val="num" w:pos="5040"/>
+        </w:tabs>
+        <w:ind w:left="5040" w:hanging="360"/>
+      </w:pPr>
+      <w:rPr>
+        <w:rFonts w:ascii="Wingdings" w:hAnsi="Wingdings" w:hint="default"/>
+        <w:sz w:val="20"/>
+      </w:rPr>
+    </w:lvl>
+    <w:lvl w:ilvl="7" w:tentative="1">
+      <w:start w:val="1"/>
+      <w:numFmt w:val="bullet"/>
+      <w:lvlText w:val=""/>
+      <w:lvlJc w:val="left"/>
+      <w:pPr>
+        <w:tabs>
+          <w:tab w:val="num" w:pos="5760"/>
+        </w:tabs>
+        <w:ind w:left="5760" w:hanging="360"/>
+      </w:pPr>
+      <w:rPr>
+        <w:rFonts w:ascii="Wingdings" w:hAnsi="Wingdings" w:hint="default"/>
+        <w:sz w:val="20"/>
+      </w:rPr>
+    </w:lvl>
+    <w:lvl w:ilvl="8" w:tentative="1">
+      <w:start w:val="1"/>
+      <w:numFmt w:val="bullet"/>
+      <w:lvlText w:val=""/>
+      <w:lvlJc w:val="left"/>
+      <w:pPr>
+        <w:tabs>
+          <w:tab w:val="num" w:pos="6480"/>
+        </w:tabs>
+        <w:ind w:left="6480" w:hanging="360"/>
+      </w:pPr>
+      <w:rPr>
+        <w:rFonts w:ascii="Wingdings" w:hAnsi="Wingdings" w:hint="default"/>
+        <w:sz w:val="20"/>
+      </w:rPr>
+    </w:lvl>
+  </w:abstractNum>
+  <w:abstractNum w:abstractNumId="7" w15:restartNumberingAfterBreak="0">
     <w:nsid w:val="40512F57"/>
     <w:multiLevelType w:val="multilevel"/>
     <w:tmpl w:val="B450EA68"/>
@@ -8016,7 +11093,156 @@
       </w:rPr>
     </w:lvl>
   </w:abstractNum>
-  <w:abstractNum w:abstractNumId="5" w15:restartNumberingAfterBreak="0">
+  <w:abstractNum w:abstractNumId="8" w15:restartNumberingAfterBreak="0">
+    <w:nsid w:val="55BB38D6"/>
+    <w:multiLevelType w:val="multilevel"/>
+    <w:tmpl w:val="6BBA52F2"/>
+    <w:lvl w:ilvl="0">
+      <w:start w:val="1"/>
+      <w:numFmt w:val="bullet"/>
+      <w:lvlText w:val=""/>
+      <w:lvlJc w:val="left"/>
+      <w:pPr>
+        <w:tabs>
+          <w:tab w:val="num" w:pos="720"/>
+        </w:tabs>
+        <w:ind w:left="720" w:hanging="360"/>
+      </w:pPr>
+      <w:rPr>
+        <w:rFonts w:ascii="Symbol" w:hAnsi="Symbol" w:hint="default"/>
+        <w:sz w:val="20"/>
+      </w:rPr>
+    </w:lvl>
+    <w:lvl w:ilvl="1">
+      <w:start w:val="1"/>
+      <w:numFmt w:val="bullet"/>
+      <w:lvlText w:val="o"/>
+      <w:lvlJc w:val="left"/>
+      <w:pPr>
+        <w:tabs>
+          <w:tab w:val="num" w:pos="1440"/>
+        </w:tabs>
+        <w:ind w:left="1440" w:hanging="360"/>
+      </w:pPr>
+      <w:rPr>
+        <w:rFonts w:ascii="Courier New" w:hAnsi="Courier New" w:hint="default"/>
+        <w:sz w:val="20"/>
+      </w:rPr>
+    </w:lvl>
+    <w:lvl w:ilvl="2" w:tentative="1">
+      <w:start w:val="1"/>
+      <w:numFmt w:val="bullet"/>
+      <w:lvlText w:val=""/>
+      <w:lvlJc w:val="left"/>
+      <w:pPr>
+        <w:tabs>
+          <w:tab w:val="num" w:pos="2160"/>
+        </w:tabs>
+        <w:ind w:left="2160" w:hanging="360"/>
+      </w:pPr>
+      <w:rPr>
+        <w:rFonts w:ascii="Wingdings" w:hAnsi="Wingdings" w:hint="default"/>
+        <w:sz w:val="20"/>
+      </w:rPr>
+    </w:lvl>
+    <w:lvl w:ilvl="3" w:tentative="1">
+      <w:start w:val="1"/>
+      <w:numFmt w:val="bullet"/>
+      <w:lvlText w:val=""/>
+      <w:lvlJc w:val="left"/>
+      <w:pPr>
+        <w:tabs>
+          <w:tab w:val="num" w:pos="2880"/>
+        </w:tabs>
+        <w:ind w:left="2880" w:hanging="360"/>
+      </w:pPr>
+      <w:rPr>
+        <w:rFonts w:ascii="Wingdings" w:hAnsi="Wingdings" w:hint="default"/>
+        <w:sz w:val="20"/>
+      </w:rPr>
+    </w:lvl>
+    <w:lvl w:ilvl="4" w:tentative="1">
+      <w:start w:val="1"/>
+      <w:numFmt w:val="bullet"/>
+      <w:lvlText w:val=""/>
+      <w:lvlJc w:val="left"/>
+      <w:pPr>
+        <w:tabs>
+          <w:tab w:val="num" w:pos="3600"/>
+        </w:tabs>
+        <w:ind w:left="3600" w:hanging="360"/>
+      </w:pPr>
+      <w:rPr>
+        <w:rFonts w:ascii="Wingdings" w:hAnsi="Wingdings" w:hint="default"/>
+        <w:sz w:val="20"/>
+      </w:rPr>
+    </w:lvl>
+    <w:lvl w:ilvl="5" w:tentative="1">
+      <w:start w:val="1"/>
+      <w:numFmt w:val="bullet"/>
+      <w:lvlText w:val=""/>
+      <w:lvlJc w:val="left"/>
+      <w:pPr>
+        <w:tabs>
+          <w:tab w:val="num" w:pos="4320"/>
+        </w:tabs>
+        <w:ind w:left="4320" w:hanging="360"/>
+      </w:pPr>
+      <w:rPr>
+        <w:rFonts w:ascii="Wingdings" w:hAnsi="Wingdings" w:hint="default"/>
+        <w:sz w:val="20"/>
+      </w:rPr>
+    </w:lvl>
+    <w:lvl w:ilvl="6" w:tentative="1">
+      <w:start w:val="1"/>
+      <w:numFmt w:val="bullet"/>
+      <w:lvlText w:val=""/>
+      <w:lvlJc w:val="left"/>
+      <w:pPr>
+        <w:tabs>
+          <w:tab w:val="num" w:pos="5040"/>
+        </w:tabs>
+        <w:ind w:left="5040" w:hanging="360"/>
+      </w:pPr>
+      <w:rPr>
+        <w:rFonts w:ascii="Wingdings" w:hAnsi="Wingdings" w:hint="default"/>
+        <w:sz w:val="20"/>
+      </w:rPr>
+    </w:lvl>
+    <w:lvl w:ilvl="7" w:tentative="1">
+      <w:start w:val="1"/>
+      <w:numFmt w:val="bullet"/>
+      <w:lvlText w:val=""/>
+      <w:lvlJc w:val="left"/>
+      <w:pPr>
+        <w:tabs>
+          <w:tab w:val="num" w:pos="5760"/>
+        </w:tabs>
+        <w:ind w:left="5760" w:hanging="360"/>
+      </w:pPr>
+      <w:rPr>
+        <w:rFonts w:ascii="Wingdings" w:hAnsi="Wingdings" w:hint="default"/>
+        <w:sz w:val="20"/>
+      </w:rPr>
+    </w:lvl>
+    <w:lvl w:ilvl="8" w:tentative="1">
+      <w:start w:val="1"/>
+      <w:numFmt w:val="bullet"/>
+      <w:lvlText w:val=""/>
+      <w:lvlJc w:val="left"/>
+      <w:pPr>
+        <w:tabs>
+          <w:tab w:val="num" w:pos="6480"/>
+        </w:tabs>
+        <w:ind w:left="6480" w:hanging="360"/>
+      </w:pPr>
+      <w:rPr>
+        <w:rFonts w:ascii="Wingdings" w:hAnsi="Wingdings" w:hint="default"/>
+        <w:sz w:val="20"/>
+      </w:rPr>
+    </w:lvl>
+  </w:abstractNum>
+  <w:abstractNum w:abstractNumId="9" w15:restartNumberingAfterBreak="0">
     <w:nsid w:val="5A9A0542"/>
     <w:multiLevelType w:val="multilevel"/>
     <w:tmpl w:val="CA2A5682"/>
@@ -8165,7 +11391,7 @@
       </w:rPr>
     </w:lvl>
   </w:abstractNum>
-  <w:abstractNum w:abstractNumId="6" w15:restartNumberingAfterBreak="0">
+  <w:abstractNum w:abstractNumId="10" w15:restartNumberingAfterBreak="0">
     <w:nsid w:val="63544A4B"/>
     <w:multiLevelType w:val="multilevel"/>
     <w:tmpl w:val="DD3254D0"/>
@@ -8314,7 +11540,7 @@
       </w:rPr>
     </w:lvl>
   </w:abstractNum>
-  <w:abstractNum w:abstractNumId="7" w15:restartNumberingAfterBreak="0">
+  <w:abstractNum w:abstractNumId="11" w15:restartNumberingAfterBreak="0">
     <w:nsid w:val="657A5365"/>
     <w:multiLevelType w:val="multilevel"/>
     <w:tmpl w:val="3B0E1C22"/>
@@ -8463,7 +11689,7 @@
       </w:rPr>
     </w:lvl>
   </w:abstractNum>
-  <w:abstractNum w:abstractNumId="8" w15:restartNumberingAfterBreak="0">
+  <w:abstractNum w:abstractNumId="12" w15:restartNumberingAfterBreak="0">
     <w:nsid w:val="72366465"/>
     <w:multiLevelType w:val="multilevel"/>
     <w:tmpl w:val="8FE0299E"/>
@@ -8580,7 +11806,7 @@
       </w:pPr>
     </w:lvl>
   </w:abstractNum>
-  <w:abstractNum w:abstractNumId="9" w15:restartNumberingAfterBreak="0">
+  <w:abstractNum w:abstractNumId="13" w15:restartNumberingAfterBreak="0">
     <w:nsid w:val="7FCD342C"/>
     <w:multiLevelType w:val="multilevel"/>
     <w:tmpl w:val="965A85E2"/>
@@ -8730,34 +11956,46 @@
     </w:lvl>
   </w:abstractNum>
   <w:num w:numId="1" w16cid:durableId="1378551493">
-    <w:abstractNumId w:val="3"/>
+    <w:abstractNumId w:val="5"/>
   </w:num>
   <w:num w:numId="2" w16cid:durableId="276837848">
-    <w:abstractNumId w:val="8"/>
+    <w:abstractNumId w:val="12"/>
   </w:num>
   <w:num w:numId="3" w16cid:durableId="363871060">
-    <w:abstractNumId w:val="5"/>
+    <w:abstractNumId w:val="9"/>
   </w:num>
   <w:num w:numId="4" w16cid:durableId="785931147">
-    <w:abstractNumId w:val="4"/>
+    <w:abstractNumId w:val="7"/>
   </w:num>
   <w:num w:numId="5" w16cid:durableId="117531387">
-    <w:abstractNumId w:val="1"/>
+    <w:abstractNumId w:val="3"/>
   </w:num>
   <w:num w:numId="6" w16cid:durableId="2147161223">
     <w:abstractNumId w:val="0"/>
   </w:num>
   <w:num w:numId="7" w16cid:durableId="847870860">
+    <w:abstractNumId w:val="4"/>
+  </w:num>
+  <w:num w:numId="8" w16cid:durableId="1565337504">
+    <w:abstractNumId w:val="13"/>
+  </w:num>
+  <w:num w:numId="9" w16cid:durableId="127944807">
+    <w:abstractNumId w:val="10"/>
+  </w:num>
+  <w:num w:numId="10" w16cid:durableId="1159466927">
+    <w:abstractNumId w:val="11"/>
+  </w:num>
+  <w:num w:numId="11" w16cid:durableId="808205840">
+    <w:abstractNumId w:val="1"/>
+  </w:num>
+  <w:num w:numId="12" w16cid:durableId="1377312380">
     <w:abstractNumId w:val="2"/>
   </w:num>
-  <w:num w:numId="8" w16cid:durableId="1565337504">
-    <w:abstractNumId w:val="9"/>
-  </w:num>
-  <w:num w:numId="9" w16cid:durableId="127944807">
+  <w:num w:numId="13" w16cid:durableId="1474635760">
     <w:abstractNumId w:val="6"/>
   </w:num>
-  <w:num w:numId="10" w16cid:durableId="1159466927">
-    <w:abstractNumId w:val="7"/>
+  <w:num w:numId="14" w16cid:durableId="836925572">
+    <w:abstractNumId w:val="8"/>
   </w:num>
 </w:numbering>
 </file>

--- a/作文/大作文/ztxetch雅思写作大作文.docx
+++ b/作文/大作文/ztxetch雅思写作大作文.docx
@@ -786,15 +786,15 @@
         <w:rPr>
           <w:rFonts w:ascii="Times New Roman" w:hAnsi="Times New Roman" w:cs="Times New Roman"/>
         </w:rPr>
-        <w:t xml:space="preserve"> doctors. When local residents get </w:t>
-      </w:r>
-      <w:r>
-        <w:rPr>
-          <w:rFonts w:ascii="Times New Roman" w:hAnsi="Times New Roman" w:cs="Times New Roman"/>
-          <w:b/>
-          <w:bCs/>
-        </w:rPr>
-        <w:t>sick</w:t>
+        <w:t xml:space="preserve"> doctors. When local residents </w:t>
+      </w:r>
+      <w:r>
+        <w:rPr>
+          <w:rFonts w:ascii="Times New Roman" w:hAnsi="Times New Roman" w:cs="Times New Roman" w:hint="eastAsia"/>
+          <w:b/>
+          <w:bCs/>
+        </w:rPr>
+        <w:t>fall ill</w:t>
       </w:r>
       <w:r>
         <w:rPr>
@@ -7592,7 +7592,7 @@
       <w:pPr>
         <w:spacing w:beforeLines="50" w:before="156" w:afterLines="50" w:after="156"/>
         <w:rPr>
-          <w:rFonts w:ascii="Times New Roman" w:hAnsi="Times New Roman" w:cs="Times New Roman" w:hint="eastAsia"/>
+          <w:rFonts w:ascii="Times New Roman" w:hAnsi="Times New Roman" w:cs="Times New Roman"/>
         </w:rPr>
       </w:pPr>
       <w:r>
@@ -7606,7 +7606,7 @@
       <w:pPr>
         <w:spacing w:beforeLines="50" w:before="156" w:afterLines="50" w:after="156"/>
         <w:rPr>
-          <w:rFonts w:ascii="Times New Roman" w:hAnsi="Times New Roman" w:cs="Times New Roman" w:hint="eastAsia"/>
+          <w:rFonts w:ascii="Times New Roman" w:hAnsi="Times New Roman" w:cs="Times New Roman"/>
         </w:rPr>
       </w:pPr>
       <w:r>
@@ -7627,7 +7627,7 @@
       <w:pPr>
         <w:spacing w:beforeLines="50" w:before="156" w:afterLines="50" w:after="156"/>
         <w:rPr>
-          <w:rFonts w:ascii="Times New Roman" w:hAnsi="Times New Roman" w:cs="Times New Roman" w:hint="eastAsia"/>
+          <w:rFonts w:ascii="Times New Roman" w:hAnsi="Times New Roman" w:cs="Times New Roman"/>
         </w:rPr>
       </w:pPr>
       <w:r>
@@ -9721,7 +9721,7 @@
       <w:pPr>
         <w:spacing w:beforeLines="50" w:before="156" w:afterLines="50" w:after="156"/>
         <w:rPr>
-          <w:rFonts w:ascii="Times New Roman" w:hAnsi="Times New Roman" w:cs="Times New Roman" w:hint="eastAsia"/>
+          <w:rFonts w:ascii="Times New Roman" w:hAnsi="Times New Roman" w:cs="Times New Roman"/>
         </w:rPr>
       </w:pPr>
     </w:p>
@@ -12607,6 +12607,7 @@
   <w:style w:type="character" w:default="1" w:styleId="DefaultParagraphFont">
     <w:name w:val="Default Paragraph Font"/>
     <w:uiPriority w:val="1"/>
+    <w:semiHidden/>
     <w:unhideWhenUsed/>
   </w:style>
   <w:style w:type="table" w:default="1" w:styleId="TableNormal">
